--- a/lessons/2-3/downloads/reveal/teacher/2.6-session-1-prerequisite-practice-b.docx
+++ b/lessons/2-3/downloads/reveal/teacher/2.6-session-1-prerequisite-practice-b.docx
@@ -81,7 +81,7 @@
           <w:sz w:val="19"/>
           <w:szCs w:val="19"/>
         </w:rPr>
-        <w:t xml:space="preserve">Lesson 2-6  ·  Session 1  ·  Prerequisite Practice B  ·  Skill 1 of 2</w:t>
+        <w:t xml:space="preserve">Lesson 2-3  ·  Session 1  ·  Prerequisite Practice B  ·  Skill 1 of 2</w:t>
       </w:r>
     </w:p>
     <w:p>
@@ -1748,7 +1748,7 @@
           <w:sz w:val="19"/>
           <w:szCs w:val="19"/>
         </w:rPr>
-        <w:t xml:space="preserve">Lesson 2-6  ·  Session 1  ·  Prerequisite Practice B  ·  Skill 2 of 2</w:t>
+        <w:t xml:space="preserve">Lesson 2-3  ·  Session 1  ·  Prerequisite Practice B  ·  Skill 2 of 2</w:t>
       </w:r>
     </w:p>
     <w:p>
@@ -3890,7 +3890,7 @@
               <w:sz w:val="15"/>
               <w:szCs w:val="15"/>
             </w:rPr>
-            <w:t xml:space="preserve">Lesson 2-6  ·  Session 1  ·  Prerequisite Practice B</w:t>
+            <w:t xml:space="preserve">Lesson 2-3  ·  Session 1  ·  Prerequisite Practice B</w:t>
           </w:r>
         </w:p>
       </w:tc>

--- a/lessons/2-3/downloads/reveal/teacher/2.6-session-1-prerequisite-practice-b.docx
+++ b/lessons/2-3/downloads/reveal/teacher/2.6-session-1-prerequisite-practice-b.docx
@@ -15,10 +15,28 @@
         <w:rPr>
           <w:rFonts w:ascii="Avenir Next" w:hAnsi="Avenir Next" w:cs="Avenir Next" w:eastAsia="Avenir Next"/>
           <w:color w:val="1A1A1A"/>
+          <w:sz w:val="22"/>
+          <w:szCs w:val="20"/>
+        </w:rPr>
+        <w:t xml:space="preserve">Name</w:t>
+      </w:r>
+      <w:r>
+        <w:rPr>
+          <w:rFonts w:ascii="Avenir Next" w:hAnsi="Avenir Next" w:cs="Avenir Next" w:eastAsia="Avenir Next"/>
+          <w:color w:val="1A1A1A"/>
           <w:sz w:val="20"/>
           <w:szCs w:val="20"/>
         </w:rPr>
-        <w:t xml:space="preserve">Name</w:t>
+        <w:tab/>
+      </w:r>
+      <w:r>
+        <w:rPr>
+          <w:rFonts w:ascii="Avenir Next" w:hAnsi="Avenir Next" w:cs="Avenir Next" w:eastAsia="Avenir Next"/>
+          <w:color w:val="1A1A1A"/>
+          <w:sz w:val="22"/>
+          <w:szCs w:val="20"/>
+        </w:rPr>
+        <w:t xml:space="preserve">   Date</w:t>
       </w:r>
       <w:r>
         <w:rPr>
@@ -33,25 +51,7 @@
         <w:rPr>
           <w:rFonts w:ascii="Avenir Next" w:hAnsi="Avenir Next" w:cs="Avenir Next" w:eastAsia="Avenir Next"/>
           <w:color w:val="1A1A1A"/>
-          <w:sz w:val="20"/>
-          <w:szCs w:val="20"/>
-        </w:rPr>
-        <w:t xml:space="preserve">   Date</w:t>
-      </w:r>
-      <w:r>
-        <w:rPr>
-          <w:rFonts w:ascii="Avenir Next" w:hAnsi="Avenir Next" w:cs="Avenir Next" w:eastAsia="Avenir Next"/>
-          <w:color w:val="1A1A1A"/>
-          <w:sz w:val="20"/>
-          <w:szCs w:val="20"/>
-        </w:rPr>
-        <w:tab/>
-      </w:r>
-      <w:r>
-        <w:rPr>
-          <w:rFonts w:ascii="Avenir Next" w:hAnsi="Avenir Next" w:cs="Avenir Next" w:eastAsia="Avenir Next"/>
-          <w:color w:val="1A1A1A"/>
-          <w:sz w:val="20"/>
+          <w:sz w:val="22"/>
           <w:szCs w:val="20"/>
         </w:rPr>
         <w:t xml:space="preserve">   Period</w:t>
@@ -78,14 +78,15 @@
           <w:caps/>
           <w:color w:val="003A70"/>
           <w:spacing w:val="12"/>
-          <w:sz w:val="19"/>
+          <w:sz w:val="22"/>
           <w:szCs w:val="19"/>
         </w:rPr>
-        <w:t xml:space="preserve">Lesson 2-3  ·  Session 1  ·  Prerequisite Practice B  ·  Skill 1 of 2</w:t>
-      </w:r>
-    </w:p>
-    <w:p>
-      <w:pPr>
+        <w:t xml:space="preserve">Lesson 2-6  ·  Session 1  ·  Prerequisite Practice B  ·  Skill 1 of 2</w:t>
+      </w:r>
+    </w:p>
+    <w:p>
+      <w:pPr>
+        <w:pStyle w:val="Heading1"/>
         <w:keepNext/>
         <w:spacing w:before="0" w:after="10" w:line="240" w:lineRule="auto"/>
       </w:pPr>
@@ -111,7 +112,7 @@
         <w:rPr>
           <w:rFonts w:ascii="Avenir Next" w:hAnsi="Avenir Next" w:cs="Avenir Next" w:eastAsia="Avenir Next"/>
           <w:color w:val="5A5F66"/>
-          <w:sz w:val="17"/>
+          <w:sz w:val="22"/>
           <w:szCs w:val="17"/>
         </w:rPr>
         <w:t xml:space="preserve">Builds on Lesson 2-3 Session 1 · 6.SP.B.5c</w:t>
@@ -154,6 +155,7 @@
           </w:tcPr>
           <w:p>
             <w:pPr>
+              <w:pStyle w:val="Heading2"/>
               <w:spacing w:before="0" w:after="0" w:line="252" w:lineRule="auto"/>
             </w:pPr>
             <w:r>
@@ -183,7 +185,7 @@
               <w:rPr>
                 <w:rFonts w:ascii="Avenir Next" w:hAnsi="Avenir Next" w:cs="Avenir Next" w:eastAsia="Avenir Next"/>
                 <w:color w:val="1A1A1A"/>
-                <w:sz w:val="20"/>
+                <w:sz w:val="22"/>
                 <w:szCs w:val="20"/>
               </w:rPr>
               <w:t xml:space="preserve">Problems 1–3 each ask for the median of seven values, like car counts with one 120.</w:t>
@@ -203,6 +205,7 @@
           </w:tcPr>
           <w:p>
             <w:pPr>
+              <w:pStyle w:val="Heading2"/>
               <w:spacing w:before="0" w:after="0" w:line="252" w:lineRule="auto"/>
             </w:pPr>
             <w:r>
@@ -232,7 +235,7 @@
               <w:rPr>
                 <w:rFonts w:ascii="Avenir Next" w:hAnsi="Avenir Next" w:cs="Avenir Next" w:eastAsia="Avenir Next"/>
                 <w:color w:val="1A1A1A"/>
-                <w:sz w:val="20"/>
+                <w:sz w:val="22"/>
                 <w:szCs w:val="20"/>
               </w:rPr>
               <w:t xml:space="preserve">Find the median of an odd number of values.  </w:t>
@@ -242,7 +245,7 @@
                 <w:rFonts w:ascii="Avenir Next" w:hAnsi="Avenir Next" w:cs="Avenir Next" w:eastAsia="Avenir Next"/>
                 <w:b/>
                 <w:color w:val="1A1A1A"/>
-                <w:sz w:val="20"/>
+                <w:sz w:val="22"/>
                 <w:szCs w:val="20"/>
               </w:rPr>
               <w:t xml:space="preserve">You will use it in Practice Form A, problems 1, 2, and 3.</w:t>
@@ -253,6 +256,7 @@
     </w:tbl>
     <w:p>
       <w:pPr>
+        <w:pStyle w:val="Heading2"/>
         <w:keepNext/>
         <w:pBdr>
           <w:bottom w:val="single" w:sz="8" w:space="3" w:color="003A70"/>
@@ -268,7 +272,7 @@
           <w:b/>
           <w:color w:val="003A70"/>
           <w:spacing w:val="14"/>
-          <w:sz w:val="19"/>
+          <w:sz w:val="22"/>
           <w:szCs w:val="19"/>
         </w:rPr>
         <w:t xml:space="preserve">STEPS TO FOLLOW</w:t>
@@ -287,7 +291,7 @@
           <w:rFonts w:ascii="Avenir Next" w:hAnsi="Avenir Next" w:cs="Avenir Next" w:eastAsia="Avenir Next"/>
           <w:i/>
           <w:color w:val="5A5F66"/>
-          <w:sz w:val="17"/>
+          <w:sz w:val="22"/>
           <w:szCs w:val="17"/>
         </w:rPr>
         <w:t xml:space="preserve">use these same steps on every problem</w:t>
@@ -329,6 +333,7 @@
           </w:tcPr>
           <w:p>
             <w:pPr>
+              <w:pStyle w:val="Heading1"/>
               <w:spacing w:before="0" w:after="0" w:line="240" w:lineRule="auto"/>
               <w:jc w:val="center"/>
             </w:pPr>
@@ -358,7 +363,7 @@
                 <w:rFonts w:ascii="Avenir Next" w:hAnsi="Avenir Next" w:cs="Avenir Next" w:eastAsia="Avenir Next"/>
                 <w:b/>
                 <w:color w:val="1A1A1A"/>
-                <w:sz w:val="21"/>
+                <w:sz w:val="22"/>
                 <w:szCs w:val="21"/>
               </w:rPr>
               <w:t xml:space="preserve">Order</w:t>
@@ -367,7 +372,7 @@
               <w:rPr>
                 <w:rFonts w:ascii="Avenir Next" w:hAnsi="Avenir Next" w:cs="Avenir Next" w:eastAsia="Avenir Next"/>
                 <w:color w:val="1A1A1A"/>
-                <w:sz w:val="21"/>
+                <w:sz w:val="22"/>
                 <w:szCs w:val="21"/>
               </w:rPr>
               <w:t xml:space="preserve"> the values.</w:t>
@@ -386,6 +391,7 @@
           </w:tcPr>
           <w:p>
             <w:pPr>
+              <w:pStyle w:val="Heading1"/>
               <w:spacing w:before="0" w:after="0" w:line="240" w:lineRule="auto"/>
               <w:jc w:val="center"/>
             </w:pPr>
@@ -414,7 +420,7 @@
               <w:rPr>
                 <w:rFonts w:ascii="Avenir Next" w:hAnsi="Avenir Next" w:cs="Avenir Next" w:eastAsia="Avenir Next"/>
                 <w:color w:val="1A1A1A"/>
-                <w:sz w:val="21"/>
+                <w:sz w:val="22"/>
                 <w:szCs w:val="21"/>
               </w:rPr>
               <w:t xml:space="preserve">Find the </w:t>
@@ -424,7 +430,7 @@
                 <w:rFonts w:ascii="Avenir Next" w:hAnsi="Avenir Next" w:cs="Avenir Next" w:eastAsia="Avenir Next"/>
                 <w:b/>
                 <w:color w:val="1A1A1A"/>
-                <w:sz w:val="21"/>
+                <w:sz w:val="22"/>
                 <w:szCs w:val="21"/>
               </w:rPr>
               <w:t xml:space="preserve">middle</w:t>
@@ -433,7 +439,7 @@
               <w:rPr>
                 <w:rFonts w:ascii="Avenir Next" w:hAnsi="Avenir Next" w:cs="Avenir Next" w:eastAsia="Avenir Next"/>
                 <w:color w:val="1A1A1A"/>
-                <w:sz w:val="21"/>
+                <w:sz w:val="22"/>
                 <w:szCs w:val="21"/>
               </w:rPr>
               <w:t xml:space="preserve"> place.</w:t>
@@ -452,6 +458,7 @@
           </w:tcPr>
           <w:p>
             <w:pPr>
+              <w:pStyle w:val="Heading1"/>
               <w:spacing w:before="0" w:after="0" w:line="240" w:lineRule="auto"/>
               <w:jc w:val="center"/>
             </w:pPr>
@@ -480,7 +487,7 @@
               <w:rPr>
                 <w:rFonts w:ascii="Avenir Next" w:hAnsi="Avenir Next" w:cs="Avenir Next" w:eastAsia="Avenir Next"/>
                 <w:color w:val="1A1A1A"/>
-                <w:sz w:val="21"/>
+                <w:sz w:val="22"/>
                 <w:szCs w:val="21"/>
               </w:rPr>
               <w:t xml:space="preserve">The value there is the </w:t>
@@ -490,7 +497,7 @@
                 <w:rFonts w:ascii="Avenir Next" w:hAnsi="Avenir Next" w:cs="Avenir Next" w:eastAsia="Avenir Next"/>
                 <w:b/>
                 <w:color w:val="1A1A1A"/>
-                <w:sz w:val="21"/>
+                <w:sz w:val="22"/>
                 <w:szCs w:val="21"/>
               </w:rPr>
               <w:t xml:space="preserve">median</w:t>
@@ -499,7 +506,7 @@
               <w:rPr>
                 <w:rFonts w:ascii="Avenir Next" w:hAnsi="Avenir Next" w:cs="Avenir Next" w:eastAsia="Avenir Next"/>
                 <w:color w:val="1A1A1A"/>
-                <w:sz w:val="21"/>
+                <w:sz w:val="22"/>
                 <w:szCs w:val="21"/>
               </w:rPr>
               <w:t xml:space="preserve">.</w:t>
@@ -510,6 +517,7 @@
     </w:tbl>
     <w:p>
       <w:pPr>
+        <w:pStyle w:val="Heading2"/>
         <w:keepNext/>
         <w:pBdr>
           <w:bottom w:val="single" w:sz="8" w:space="3" w:color="003A70"/>
@@ -525,7 +533,7 @@
           <w:b/>
           <w:color w:val="003A70"/>
           <w:spacing w:val="14"/>
-          <w:sz w:val="19"/>
+          <w:sz w:val="22"/>
           <w:szCs w:val="19"/>
         </w:rPr>
         <w:t xml:space="preserve">WATCH ME</w:t>
@@ -544,7 +552,7 @@
           <w:rFonts w:ascii="Avenir Next" w:hAnsi="Avenir Next" w:cs="Avenir Next" w:eastAsia="Avenir Next"/>
           <w:i/>
           <w:color w:val="5A5F66"/>
-          <w:sz w:val="17"/>
+          <w:sz w:val="22"/>
           <w:szCs w:val="17"/>
         </w:rPr>
         <w:t xml:space="preserve">the steps in action</w:t>
@@ -559,7 +567,7 @@
           <w:rFonts w:ascii="Avenir Next" w:hAnsi="Avenir Next" w:cs="Avenir Next" w:eastAsia="Avenir Next"/>
           <w:b/>
           <w:color w:val="1A1A1A"/>
-          <w:sz w:val="21"/>
+          <w:sz w:val="22"/>
           <w:szCs w:val="21"/>
         </w:rPr>
         <w:t xml:space="preserve">Find the median of 64, 58, 71, 60, 66, 59, 62.</w:t>
@@ -578,25 +586,25 @@
           <w:rFonts w:ascii="Avenir Next" w:hAnsi="Avenir Next" w:cs="Avenir Next" w:eastAsia="Avenir Next"/>
           <w:b/>
           <w:color w:val="003A70"/>
+          <w:sz w:val="22"/>
+          <w:szCs w:val="19"/>
+        </w:rPr>
+        <w:t xml:space="preserve">Step 1</w:t>
+      </w:r>
+      <w:r>
+        <w:rPr>
+          <w:rFonts w:ascii="Avenir Next" w:hAnsi="Avenir Next" w:cs="Avenir Next" w:eastAsia="Avenir Next"/>
+          <w:color w:val="1A1A1A"/>
           <w:sz w:val="19"/>
           <w:szCs w:val="19"/>
         </w:rPr>
-        <w:t xml:space="preserve">Step 1</w:t>
-      </w:r>
-      <w:r>
-        <w:rPr>
-          <w:rFonts w:ascii="Avenir Next" w:hAnsi="Avenir Next" w:cs="Avenir Next" w:eastAsia="Avenir Next"/>
-          <w:color w:val="1A1A1A"/>
-          <w:sz w:val="19"/>
-          <w:szCs w:val="19"/>
-        </w:rPr>
         <w:tab/>
       </w:r>
       <w:r>
         <w:rPr>
           <w:rFonts w:ascii="Avenir Next" w:hAnsi="Avenir Next" w:cs="Avenir Next" w:eastAsia="Avenir Next"/>
           <w:color w:val="1A1A1A"/>
-          <w:sz w:val="21"/>
+          <w:sz w:val="22"/>
           <w:szCs w:val="21"/>
         </w:rPr>
         <w:t xml:space="preserve">58, 59, 60, 62, 64, 66, 71.</w:t>
@@ -615,25 +623,25 @@
           <w:rFonts w:ascii="Avenir Next" w:hAnsi="Avenir Next" w:cs="Avenir Next" w:eastAsia="Avenir Next"/>
           <w:b/>
           <w:color w:val="003A70"/>
+          <w:sz w:val="22"/>
+          <w:szCs w:val="19"/>
+        </w:rPr>
+        <w:t xml:space="preserve">Step 2</w:t>
+      </w:r>
+      <w:r>
+        <w:rPr>
+          <w:rFonts w:ascii="Avenir Next" w:hAnsi="Avenir Next" w:cs="Avenir Next" w:eastAsia="Avenir Next"/>
+          <w:color w:val="1A1A1A"/>
           <w:sz w:val="19"/>
           <w:szCs w:val="19"/>
         </w:rPr>
-        <w:t xml:space="preserve">Step 2</w:t>
-      </w:r>
-      <w:r>
-        <w:rPr>
-          <w:rFonts w:ascii="Avenir Next" w:hAnsi="Avenir Next" w:cs="Avenir Next" w:eastAsia="Avenir Next"/>
-          <w:color w:val="1A1A1A"/>
-          <w:sz w:val="19"/>
-          <w:szCs w:val="19"/>
-        </w:rPr>
         <w:tab/>
       </w:r>
       <w:r>
         <w:rPr>
           <w:rFonts w:ascii="Avenir Next" w:hAnsi="Avenir Next" w:cs="Avenir Next" w:eastAsia="Avenir Next"/>
           <w:color w:val="1A1A1A"/>
-          <w:sz w:val="21"/>
+          <w:sz w:val="22"/>
           <w:szCs w:val="21"/>
         </w:rPr>
         <w:t xml:space="preserve">7 values. The middle is the 4th.</w:t>
@@ -652,25 +660,25 @@
           <w:rFonts w:ascii="Avenir Next" w:hAnsi="Avenir Next" w:cs="Avenir Next" w:eastAsia="Avenir Next"/>
           <w:b/>
           <w:color w:val="003A70"/>
+          <w:sz w:val="22"/>
+          <w:szCs w:val="19"/>
+        </w:rPr>
+        <w:t xml:space="preserve">Step 3</w:t>
+      </w:r>
+      <w:r>
+        <w:rPr>
+          <w:rFonts w:ascii="Avenir Next" w:hAnsi="Avenir Next" w:cs="Avenir Next" w:eastAsia="Avenir Next"/>
+          <w:color w:val="1A1A1A"/>
           <w:sz w:val="19"/>
           <w:szCs w:val="19"/>
         </w:rPr>
-        <w:t xml:space="preserve">Step 3</w:t>
-      </w:r>
-      <w:r>
-        <w:rPr>
-          <w:rFonts w:ascii="Avenir Next" w:hAnsi="Avenir Next" w:cs="Avenir Next" w:eastAsia="Avenir Next"/>
-          <w:color w:val="1A1A1A"/>
-          <w:sz w:val="19"/>
-          <w:szCs w:val="19"/>
-        </w:rPr>
         <w:tab/>
       </w:r>
       <w:r>
         <w:rPr>
           <w:rFonts w:ascii="Avenir Next" w:hAnsi="Avenir Next" w:cs="Avenir Next" w:eastAsia="Avenir Next"/>
           <w:color w:val="1A1A1A"/>
-          <w:sz w:val="21"/>
+          <w:sz w:val="22"/>
           <w:szCs w:val="21"/>
         </w:rPr>
         <w:t xml:space="preserve">The median is 62.</w:t>
@@ -689,18 +697,18 @@
           <w:rFonts w:ascii="Avenir Next" w:hAnsi="Avenir Next" w:cs="Avenir Next" w:eastAsia="Avenir Next"/>
           <w:b/>
           <w:color w:val="1A1A1A"/>
+          <w:sz w:val="22"/>
+          <w:szCs w:val="21"/>
+        </w:rPr>
+        <w:t xml:space="preserve">Answer</w:t>
+      </w:r>
+      <w:r>
+        <w:rPr>
+          <w:rFonts w:ascii="Avenir Next" w:hAnsi="Avenir Next" w:cs="Avenir Next" w:eastAsia="Avenir Next"/>
+          <w:color w:val="1A1A1A"/>
           <w:sz w:val="21"/>
           <w:szCs w:val="21"/>
         </w:rPr>
-        <w:t xml:space="preserve">Answer</w:t>
-      </w:r>
-      <w:r>
-        <w:rPr>
-          <w:rFonts w:ascii="Avenir Next" w:hAnsi="Avenir Next" w:cs="Avenir Next" w:eastAsia="Avenir Next"/>
-          <w:color w:val="1A1A1A"/>
-          <w:sz w:val="21"/>
-          <w:szCs w:val="21"/>
-        </w:rPr>
         <w:tab/>
       </w:r>
       <w:r>
@@ -708,7 +716,7 @@
           <w:rFonts w:ascii="Avenir Next" w:hAnsi="Avenir Next" w:cs="Avenir Next" w:eastAsia="Avenir Next"/>
           <w:b/>
           <w:color w:val="1A1A1A"/>
-          <w:sz w:val="21"/>
+          <w:sz w:val="22"/>
           <w:szCs w:val="21"/>
         </w:rPr>
         <w:t xml:space="preserve">62</w:t>
@@ -716,6 +724,7 @@
     </w:p>
     <w:p>
       <w:pPr>
+        <w:pStyle w:val="Heading2"/>
         <w:keepNext/>
         <w:pBdr>
           <w:bottom w:val="single" w:sz="8" w:space="3" w:color="003A70"/>
@@ -731,7 +740,7 @@
           <w:b/>
           <w:color w:val="003A70"/>
           <w:spacing w:val="14"/>
-          <w:sz w:val="19"/>
+          <w:sz w:val="22"/>
           <w:szCs w:val="19"/>
         </w:rPr>
         <w:t xml:space="preserve">TRY IT WITH HELP</w:t>
@@ -750,7 +759,7 @@
           <w:rFonts w:ascii="Avenir Next" w:hAnsi="Avenir Next" w:cs="Avenir Next" w:eastAsia="Avenir Next"/>
           <w:i/>
           <w:color w:val="5A5F66"/>
-          <w:sz w:val="17"/>
+          <w:sz w:val="22"/>
           <w:szCs w:val="17"/>
         </w:rPr>
         <w:t xml:space="preserve">fill in each step</w:t>
@@ -808,35 +817,35 @@
           <w:rFonts w:ascii="Avenir Next" w:hAnsi="Avenir Next" w:cs="Avenir Next" w:eastAsia="Avenir Next"/>
           <w:b/>
           <w:color w:val="003A70"/>
+          <w:sz w:val="22"/>
+          <w:szCs w:val="18"/>
+        </w:rPr>
+        <w:t xml:space="preserve">Step 1</w:t>
+      </w:r>
+      <w:r>
+        <w:rPr>
+          <w:rFonts w:ascii="Avenir Next" w:hAnsi="Avenir Next" w:cs="Avenir Next" w:eastAsia="Avenir Next"/>
+          <w:color w:val="1A1A1A"/>
           <w:sz w:val="18"/>
           <w:szCs w:val="18"/>
         </w:rPr>
-        <w:t xml:space="preserve">Step 1</w:t>
-      </w:r>
-      <w:r>
-        <w:rPr>
-          <w:rFonts w:ascii="Avenir Next" w:hAnsi="Avenir Next" w:cs="Avenir Next" w:eastAsia="Avenir Next"/>
-          <w:color w:val="1A1A1A"/>
-          <w:sz w:val="18"/>
-          <w:szCs w:val="18"/>
-        </w:rPr>
         <w:tab/>
       </w:r>
       <w:r>
         <w:rPr>
           <w:rFonts w:ascii="Avenir Next" w:hAnsi="Avenir Next" w:cs="Avenir Next" w:eastAsia="Avenir Next"/>
           <w:color w:val="1A1A1A"/>
+          <w:sz w:val="22"/>
+          <w:szCs w:val="21"/>
+        </w:rPr>
+        <w:t xml:space="preserve">In order: </w:t>
+      </w:r>
+      <w:r>
+        <w:rPr>
+          <w:rFonts w:ascii="Avenir Next" w:hAnsi="Avenir Next" w:cs="Avenir Next" w:eastAsia="Avenir Next"/>
+          <w:color w:val="1A1A1A"/>
           <w:sz w:val="21"/>
           <w:szCs w:val="21"/>
-        </w:rPr>
-        <w:t xml:space="preserve">In order: </w:t>
-      </w:r>
-      <w:r>
-        <w:rPr>
-          <w:rFonts w:ascii="Avenir Next" w:hAnsi="Avenir Next" w:cs="Avenir Next" w:eastAsia="Avenir Next"/>
-          <w:color w:val="1A1A1A"/>
-          <w:sz w:val="21"/>
-          <w:szCs w:val="21"/>
           <w:u w:val="single"/>
         </w:rPr>
         <w:t xml:space="preserve">                </w:t>
@@ -845,7 +854,7 @@
         <w:rPr>
           <w:rFonts w:ascii="Avenir Next" w:hAnsi="Avenir Next" w:cs="Avenir Next" w:eastAsia="Avenir Next"/>
           <w:color w:val="1A1A1A"/>
-          <w:sz w:val="21"/>
+          <w:sz w:val="22"/>
           <w:szCs w:val="21"/>
         </w:rPr>
         <w:t xml:space="preserve">.</w:t>
@@ -865,35 +874,35 @@
           <w:rFonts w:ascii="Avenir Next" w:hAnsi="Avenir Next" w:cs="Avenir Next" w:eastAsia="Avenir Next"/>
           <w:b/>
           <w:color w:val="003A70"/>
+          <w:sz w:val="22"/>
+          <w:szCs w:val="18"/>
+        </w:rPr>
+        <w:t xml:space="preserve">Step 2</w:t>
+      </w:r>
+      <w:r>
+        <w:rPr>
+          <w:rFonts w:ascii="Avenir Next" w:hAnsi="Avenir Next" w:cs="Avenir Next" w:eastAsia="Avenir Next"/>
+          <w:color w:val="1A1A1A"/>
           <w:sz w:val="18"/>
           <w:szCs w:val="18"/>
         </w:rPr>
-        <w:t xml:space="preserve">Step 2</w:t>
-      </w:r>
-      <w:r>
-        <w:rPr>
-          <w:rFonts w:ascii="Avenir Next" w:hAnsi="Avenir Next" w:cs="Avenir Next" w:eastAsia="Avenir Next"/>
-          <w:color w:val="1A1A1A"/>
-          <w:sz w:val="18"/>
-          <w:szCs w:val="18"/>
-        </w:rPr>
         <w:tab/>
       </w:r>
       <w:r>
         <w:rPr>
           <w:rFonts w:ascii="Avenir Next" w:hAnsi="Avenir Next" w:cs="Avenir Next" w:eastAsia="Avenir Next"/>
           <w:color w:val="1A1A1A"/>
+          <w:sz w:val="22"/>
+          <w:szCs w:val="21"/>
+        </w:rPr>
+        <w:t xml:space="preserve">The middle is the </w:t>
+      </w:r>
+      <w:r>
+        <w:rPr>
+          <w:rFonts w:ascii="Avenir Next" w:hAnsi="Avenir Next" w:cs="Avenir Next" w:eastAsia="Avenir Next"/>
+          <w:color w:val="1A1A1A"/>
           <w:sz w:val="21"/>
           <w:szCs w:val="21"/>
-        </w:rPr>
-        <w:t xml:space="preserve">The middle is the </w:t>
-      </w:r>
-      <w:r>
-        <w:rPr>
-          <w:rFonts w:ascii="Avenir Next" w:hAnsi="Avenir Next" w:cs="Avenir Next" w:eastAsia="Avenir Next"/>
-          <w:color w:val="1A1A1A"/>
-          <w:sz w:val="21"/>
-          <w:szCs w:val="21"/>
           <w:u w:val="single"/>
         </w:rPr>
         <w:t xml:space="preserve">                </w:t>
@@ -902,7 +911,7 @@
         <w:rPr>
           <w:rFonts w:ascii="Avenir Next" w:hAnsi="Avenir Next" w:cs="Avenir Next" w:eastAsia="Avenir Next"/>
           <w:color w:val="1A1A1A"/>
-          <w:sz w:val="21"/>
+          <w:sz w:val="22"/>
           <w:szCs w:val="21"/>
         </w:rPr>
         <w:t xml:space="preserve"> value.</w:t>
@@ -922,35 +931,35 @@
           <w:rFonts w:ascii="Avenir Next" w:hAnsi="Avenir Next" w:cs="Avenir Next" w:eastAsia="Avenir Next"/>
           <w:b/>
           <w:color w:val="003A70"/>
+          <w:sz w:val="22"/>
+          <w:szCs w:val="18"/>
+        </w:rPr>
+        <w:t xml:space="preserve">Step 3</w:t>
+      </w:r>
+      <w:r>
+        <w:rPr>
+          <w:rFonts w:ascii="Avenir Next" w:hAnsi="Avenir Next" w:cs="Avenir Next" w:eastAsia="Avenir Next"/>
+          <w:color w:val="1A1A1A"/>
           <w:sz w:val="18"/>
           <w:szCs w:val="18"/>
         </w:rPr>
-        <w:t xml:space="preserve">Step 3</w:t>
-      </w:r>
-      <w:r>
-        <w:rPr>
-          <w:rFonts w:ascii="Avenir Next" w:hAnsi="Avenir Next" w:cs="Avenir Next" w:eastAsia="Avenir Next"/>
-          <w:color w:val="1A1A1A"/>
-          <w:sz w:val="18"/>
-          <w:szCs w:val="18"/>
-        </w:rPr>
         <w:tab/>
       </w:r>
       <w:r>
         <w:rPr>
           <w:rFonts w:ascii="Avenir Next" w:hAnsi="Avenir Next" w:cs="Avenir Next" w:eastAsia="Avenir Next"/>
           <w:color w:val="1A1A1A"/>
+          <w:sz w:val="22"/>
+          <w:szCs w:val="21"/>
+        </w:rPr>
+        <w:t xml:space="preserve">The median is </w:t>
+      </w:r>
+      <w:r>
+        <w:rPr>
+          <w:rFonts w:ascii="Avenir Next" w:hAnsi="Avenir Next" w:cs="Avenir Next" w:eastAsia="Avenir Next"/>
+          <w:color w:val="1A1A1A"/>
           <w:sz w:val="21"/>
           <w:szCs w:val="21"/>
-        </w:rPr>
-        <w:t xml:space="preserve">The median is </w:t>
-      </w:r>
-      <w:r>
-        <w:rPr>
-          <w:rFonts w:ascii="Avenir Next" w:hAnsi="Avenir Next" w:cs="Avenir Next" w:eastAsia="Avenir Next"/>
-          <w:color w:val="1A1A1A"/>
-          <w:sz w:val="21"/>
-          <w:szCs w:val="21"/>
           <w:u w:val="single"/>
         </w:rPr>
         <w:t xml:space="preserve">                </w:t>
@@ -959,7 +968,7 @@
         <w:rPr>
           <w:rFonts w:ascii="Avenir Next" w:hAnsi="Avenir Next" w:cs="Avenir Next" w:eastAsia="Avenir Next"/>
           <w:color w:val="1A1A1A"/>
-          <w:sz w:val="21"/>
+          <w:sz w:val="22"/>
           <w:szCs w:val="21"/>
         </w:rPr>
         <w:t xml:space="preserve">.</w:t>
@@ -1022,35 +1031,35 @@
           <w:rFonts w:ascii="Avenir Next" w:hAnsi="Avenir Next" w:cs="Avenir Next" w:eastAsia="Avenir Next"/>
           <w:b/>
           <w:color w:val="003A70"/>
+          <w:sz w:val="22"/>
+          <w:szCs w:val="18"/>
+        </w:rPr>
+        <w:t xml:space="preserve">Step 1</w:t>
+      </w:r>
+      <w:r>
+        <w:rPr>
+          <w:rFonts w:ascii="Avenir Next" w:hAnsi="Avenir Next" w:cs="Avenir Next" w:eastAsia="Avenir Next"/>
+          <w:color w:val="1A1A1A"/>
           <w:sz w:val="18"/>
           <w:szCs w:val="18"/>
         </w:rPr>
-        <w:t xml:space="preserve">Step 1</w:t>
-      </w:r>
-      <w:r>
-        <w:rPr>
-          <w:rFonts w:ascii="Avenir Next" w:hAnsi="Avenir Next" w:cs="Avenir Next" w:eastAsia="Avenir Next"/>
-          <w:color w:val="1A1A1A"/>
-          <w:sz w:val="18"/>
-          <w:szCs w:val="18"/>
-        </w:rPr>
         <w:tab/>
       </w:r>
       <w:r>
         <w:rPr>
           <w:rFonts w:ascii="Avenir Next" w:hAnsi="Avenir Next" w:cs="Avenir Next" w:eastAsia="Avenir Next"/>
           <w:color w:val="1A1A1A"/>
+          <w:sz w:val="22"/>
+          <w:szCs w:val="21"/>
+        </w:rPr>
+        <w:t xml:space="preserve">In order: </w:t>
+      </w:r>
+      <w:r>
+        <w:rPr>
+          <w:rFonts w:ascii="Avenir Next" w:hAnsi="Avenir Next" w:cs="Avenir Next" w:eastAsia="Avenir Next"/>
+          <w:color w:val="1A1A1A"/>
           <w:sz w:val="21"/>
           <w:szCs w:val="21"/>
-        </w:rPr>
-        <w:t xml:space="preserve">In order: </w:t>
-      </w:r>
-      <w:r>
-        <w:rPr>
-          <w:rFonts w:ascii="Avenir Next" w:hAnsi="Avenir Next" w:cs="Avenir Next" w:eastAsia="Avenir Next"/>
-          <w:color w:val="1A1A1A"/>
-          <w:sz w:val="21"/>
-          <w:szCs w:val="21"/>
           <w:u w:val="single"/>
         </w:rPr>
         <w:t xml:space="preserve">                </w:t>
@@ -1059,7 +1068,7 @@
         <w:rPr>
           <w:rFonts w:ascii="Avenir Next" w:hAnsi="Avenir Next" w:cs="Avenir Next" w:eastAsia="Avenir Next"/>
           <w:color w:val="1A1A1A"/>
-          <w:sz w:val="21"/>
+          <w:sz w:val="22"/>
           <w:szCs w:val="21"/>
         </w:rPr>
         <w:t xml:space="preserve">.</w:t>
@@ -1079,35 +1088,35 @@
           <w:rFonts w:ascii="Avenir Next" w:hAnsi="Avenir Next" w:cs="Avenir Next" w:eastAsia="Avenir Next"/>
           <w:b/>
           <w:color w:val="003A70"/>
+          <w:sz w:val="22"/>
+          <w:szCs w:val="18"/>
+        </w:rPr>
+        <w:t xml:space="preserve">Step 2</w:t>
+      </w:r>
+      <w:r>
+        <w:rPr>
+          <w:rFonts w:ascii="Avenir Next" w:hAnsi="Avenir Next" w:cs="Avenir Next" w:eastAsia="Avenir Next"/>
+          <w:color w:val="1A1A1A"/>
           <w:sz w:val="18"/>
           <w:szCs w:val="18"/>
         </w:rPr>
-        <w:t xml:space="preserve">Step 2</w:t>
-      </w:r>
-      <w:r>
-        <w:rPr>
-          <w:rFonts w:ascii="Avenir Next" w:hAnsi="Avenir Next" w:cs="Avenir Next" w:eastAsia="Avenir Next"/>
-          <w:color w:val="1A1A1A"/>
-          <w:sz w:val="18"/>
-          <w:szCs w:val="18"/>
-        </w:rPr>
         <w:tab/>
       </w:r>
       <w:r>
         <w:rPr>
           <w:rFonts w:ascii="Avenir Next" w:hAnsi="Avenir Next" w:cs="Avenir Next" w:eastAsia="Avenir Next"/>
           <w:color w:val="1A1A1A"/>
+          <w:sz w:val="22"/>
+          <w:szCs w:val="21"/>
+        </w:rPr>
+        <w:t xml:space="preserve">The middle is the </w:t>
+      </w:r>
+      <w:r>
+        <w:rPr>
+          <w:rFonts w:ascii="Avenir Next" w:hAnsi="Avenir Next" w:cs="Avenir Next" w:eastAsia="Avenir Next"/>
+          <w:color w:val="1A1A1A"/>
           <w:sz w:val="21"/>
           <w:szCs w:val="21"/>
-        </w:rPr>
-        <w:t xml:space="preserve">The middle is the </w:t>
-      </w:r>
-      <w:r>
-        <w:rPr>
-          <w:rFonts w:ascii="Avenir Next" w:hAnsi="Avenir Next" w:cs="Avenir Next" w:eastAsia="Avenir Next"/>
-          <w:color w:val="1A1A1A"/>
-          <w:sz w:val="21"/>
-          <w:szCs w:val="21"/>
           <w:u w:val="single"/>
         </w:rPr>
         <w:t xml:space="preserve">                </w:t>
@@ -1116,7 +1125,7 @@
         <w:rPr>
           <w:rFonts w:ascii="Avenir Next" w:hAnsi="Avenir Next" w:cs="Avenir Next" w:eastAsia="Avenir Next"/>
           <w:color w:val="1A1A1A"/>
-          <w:sz w:val="21"/>
+          <w:sz w:val="22"/>
           <w:szCs w:val="21"/>
         </w:rPr>
         <w:t xml:space="preserve"> value.</w:t>
@@ -1136,35 +1145,35 @@
           <w:rFonts w:ascii="Avenir Next" w:hAnsi="Avenir Next" w:cs="Avenir Next" w:eastAsia="Avenir Next"/>
           <w:b/>
           <w:color w:val="003A70"/>
+          <w:sz w:val="22"/>
+          <w:szCs w:val="18"/>
+        </w:rPr>
+        <w:t xml:space="preserve">Step 3</w:t>
+      </w:r>
+      <w:r>
+        <w:rPr>
+          <w:rFonts w:ascii="Avenir Next" w:hAnsi="Avenir Next" w:cs="Avenir Next" w:eastAsia="Avenir Next"/>
+          <w:color w:val="1A1A1A"/>
           <w:sz w:val="18"/>
           <w:szCs w:val="18"/>
         </w:rPr>
-        <w:t xml:space="preserve">Step 3</w:t>
-      </w:r>
-      <w:r>
-        <w:rPr>
-          <w:rFonts w:ascii="Avenir Next" w:hAnsi="Avenir Next" w:cs="Avenir Next" w:eastAsia="Avenir Next"/>
-          <w:color w:val="1A1A1A"/>
-          <w:sz w:val="18"/>
-          <w:szCs w:val="18"/>
-        </w:rPr>
         <w:tab/>
       </w:r>
       <w:r>
         <w:rPr>
           <w:rFonts w:ascii="Avenir Next" w:hAnsi="Avenir Next" w:cs="Avenir Next" w:eastAsia="Avenir Next"/>
           <w:color w:val="1A1A1A"/>
+          <w:sz w:val="22"/>
+          <w:szCs w:val="21"/>
+        </w:rPr>
+        <w:t xml:space="preserve">The median is </w:t>
+      </w:r>
+      <w:r>
+        <w:rPr>
+          <w:rFonts w:ascii="Avenir Next" w:hAnsi="Avenir Next" w:cs="Avenir Next" w:eastAsia="Avenir Next"/>
+          <w:color w:val="1A1A1A"/>
           <w:sz w:val="21"/>
           <w:szCs w:val="21"/>
-        </w:rPr>
-        <w:t xml:space="preserve">The median is </w:t>
-      </w:r>
-      <w:r>
-        <w:rPr>
-          <w:rFonts w:ascii="Avenir Next" w:hAnsi="Avenir Next" w:cs="Avenir Next" w:eastAsia="Avenir Next"/>
-          <w:color w:val="1A1A1A"/>
-          <w:sz w:val="21"/>
-          <w:szCs w:val="21"/>
           <w:u w:val="single"/>
         </w:rPr>
         <w:t xml:space="preserve">                </w:t>
@@ -1173,7 +1182,7 @@
         <w:rPr>
           <w:rFonts w:ascii="Avenir Next" w:hAnsi="Avenir Next" w:cs="Avenir Next" w:eastAsia="Avenir Next"/>
           <w:color w:val="1A1A1A"/>
-          <w:sz w:val="21"/>
+          <w:sz w:val="22"/>
           <w:szCs w:val="21"/>
         </w:rPr>
         <w:t xml:space="preserve">.</w:t>
@@ -1186,6 +1195,7 @@
     </w:p>
     <w:p>
       <w:pPr>
+        <w:pStyle w:val="Heading2"/>
         <w:keepNext/>
         <w:pBdr>
           <w:bottom w:val="single" w:sz="8" w:space="3" w:color="003A70"/>
@@ -1201,7 +1211,7 @@
           <w:b/>
           <w:color w:val="003A70"/>
           <w:spacing w:val="14"/>
-          <w:sz w:val="19"/>
+          <w:sz w:val="22"/>
           <w:szCs w:val="19"/>
         </w:rPr>
         <w:t xml:space="preserve">YOUR TURN</w:t>
@@ -1220,7 +1230,7 @@
           <w:rFonts w:ascii="Avenir Next" w:hAnsi="Avenir Next" w:cs="Avenir Next" w:eastAsia="Avenir Next"/>
           <w:i/>
           <w:color w:val="5A5F66"/>
-          <w:sz w:val="17"/>
+          <w:sz w:val="22"/>
           <w:szCs w:val="17"/>
         </w:rPr>
         <w:t xml:space="preserve">use the steps on your own</w:t>
@@ -1391,7 +1401,7 @@
                       <w:szCs w:val="22"/>
                       <w:u w:val="single"/>
                     </w:rPr>
-                    <w:t xml:space="preserve">      </w:t>
+                    <w:t xml:space="preserve">          </w:t>
                   </w:r>
                 </w:p>
               </w:tc>
@@ -1453,7 +1463,7 @@
                       <w:szCs w:val="22"/>
                       <w:u w:val="single"/>
                     </w:rPr>
-                    <w:t xml:space="preserve">      </w:t>
+                    <w:t xml:space="preserve">          </w:t>
                   </w:r>
                 </w:p>
               </w:tc>
@@ -1521,7 +1531,7 @@
                       <w:szCs w:val="22"/>
                       <w:u w:val="single"/>
                     </w:rPr>
-                    <w:t xml:space="preserve">      </w:t>
+                    <w:t xml:space="preserve">          </w:t>
                   </w:r>
                 </w:p>
               </w:tc>
@@ -1583,7 +1593,7 @@
                       <w:szCs w:val="22"/>
                       <w:u w:val="single"/>
                     </w:rPr>
-                    <w:t xml:space="preserve">      </w:t>
+                    <w:t xml:space="preserve">          </w:t>
                   </w:r>
                 </w:p>
               </w:tc>
@@ -1651,7 +1661,7 @@
                       <w:szCs w:val="22"/>
                       <w:u w:val="single"/>
                     </w:rPr>
-                    <w:t xml:space="preserve">      </w:t>
+                    <w:t xml:space="preserve">          </w:t>
                   </w:r>
                 </w:p>
               </w:tc>
@@ -1713,7 +1723,7 @@
                       <w:szCs w:val="22"/>
                       <w:u w:val="single"/>
                     </w:rPr>
-                    <w:t xml:space="preserve">      </w:t>
+                    <w:t xml:space="preserve">          </w:t>
                   </w:r>
                 </w:p>
               </w:tc>
@@ -1736,7 +1746,7 @@
       <w:pPr>
         <w:pageBreakBefore/>
         <w:keepNext/>
-        <w:spacing w:before="0" w:after="12" w:line="264" w:lineRule="auto"/>
+        <w:spacing w:before="0" w:after="12" w:line="252" w:lineRule="auto"/>
       </w:pPr>
       <w:r>
         <w:rPr>
@@ -1745,14 +1755,15 @@
           <w:caps/>
           <w:color w:val="003A70"/>
           <w:spacing w:val="12"/>
-          <w:sz w:val="19"/>
+          <w:sz w:val="22"/>
           <w:szCs w:val="19"/>
         </w:rPr>
-        <w:t xml:space="preserve">Lesson 2-3  ·  Session 1  ·  Prerequisite Practice B  ·  Skill 2 of 2</w:t>
-      </w:r>
-    </w:p>
-    <w:p>
-      <w:pPr>
+        <w:t xml:space="preserve">Lesson 2-6  ·  Session 1  ·  Prerequisite Practice B  ·  Skill 2 of 2</w:t>
+      </w:r>
+    </w:p>
+    <w:p>
+      <w:pPr>
+        <w:pStyle w:val="Heading1"/>
         <w:keepNext/>
         <w:spacing w:before="0" w:after="10" w:line="240" w:lineRule="auto"/>
       </w:pPr>
@@ -1772,13 +1783,13 @@
         <w:pBdr>
           <w:bottom w:val="single" w:sz="4" w:space="5" w:color="C9CDD2"/>
         </w:pBdr>
-        <w:spacing w:before="0" w:after="60" w:line="264" w:lineRule="auto"/>
+        <w:spacing w:before="0" w:after="60" w:line="252" w:lineRule="auto"/>
       </w:pPr>
       <w:r>
         <w:rPr>
           <w:rFonts w:ascii="Avenir Next" w:hAnsi="Avenir Next" w:cs="Avenir Next" w:eastAsia="Avenir Next"/>
           <w:color w:val="5A5F66"/>
-          <w:sz w:val="17"/>
+          <w:sz w:val="22"/>
           <w:szCs w:val="17"/>
         </w:rPr>
         <w:t xml:space="preserve">Builds on Lesson 2-3 Session 2 · 6.SP.B.5c</w:t>
@@ -1821,7 +1832,8 @@
           </w:tcPr>
           <w:p>
             <w:pPr>
-              <w:spacing w:before="0" w:after="0" w:line="252" w:lineRule="auto"/>
+              <w:pStyle w:val="Heading2"/>
+              <w:spacing w:before="0" w:after="0" w:line="246" w:lineRule="auto"/>
             </w:pPr>
             <w:r>
               <w:rPr>
@@ -1844,13 +1856,13 @@
           </w:tcPr>
           <w:p>
             <w:pPr>
-              <w:spacing w:before="0" w:after="0" w:line="264" w:lineRule="auto"/>
+              <w:spacing w:before="0" w:after="0" w:line="252" w:lineRule="auto"/>
             </w:pPr>
             <w:r>
               <w:rPr>
                 <w:rFonts w:ascii="Avenir Next" w:hAnsi="Avenir Next" w:cs="Avenir Next" w:eastAsia="Avenir Next"/>
                 <w:color w:val="1A1A1A"/>
-                <w:sz w:val="20"/>
+                <w:sz w:val="22"/>
                 <w:szCs w:val="20"/>
               </w:rPr>
               <w:t xml:space="preserve">In problem 8, six salaries have two middle values. The median is halfway between them.</w:t>
@@ -1870,7 +1882,8 @@
           </w:tcPr>
           <w:p>
             <w:pPr>
-              <w:spacing w:before="0" w:after="0" w:line="252" w:lineRule="auto"/>
+              <w:pStyle w:val="Heading2"/>
+              <w:spacing w:before="0" w:after="0" w:line="246" w:lineRule="auto"/>
             </w:pPr>
             <w:r>
               <w:rPr>
@@ -1893,13 +1906,13 @@
           </w:tcPr>
           <w:p>
             <w:pPr>
-              <w:spacing w:before="0" w:after="0" w:line="264" w:lineRule="auto"/>
+              <w:spacing w:before="0" w:after="0" w:line="252" w:lineRule="auto"/>
             </w:pPr>
             <w:r>
               <w:rPr>
                 <w:rFonts w:ascii="Avenir Next" w:hAnsi="Avenir Next" w:cs="Avenir Next" w:eastAsia="Avenir Next"/>
                 <w:color w:val="1A1A1A"/>
-                <w:sz w:val="20"/>
+                <w:sz w:val="22"/>
                 <w:szCs w:val="20"/>
               </w:rPr>
               <w:t xml:space="preserve">Find the median of an even number of values.  </w:t>
@@ -1909,7 +1922,7 @@
                 <w:rFonts w:ascii="Avenir Next" w:hAnsi="Avenir Next" w:cs="Avenir Next" w:eastAsia="Avenir Next"/>
                 <w:b/>
                 <w:color w:val="1A1A1A"/>
-                <w:sz w:val="20"/>
+                <w:sz w:val="22"/>
                 <w:szCs w:val="20"/>
               </w:rPr>
               <w:t xml:space="preserve">You will use it in Practice Form A, problem 8.</w:t>
@@ -1920,6 +1933,7 @@
     </w:tbl>
     <w:p>
       <w:pPr>
+        <w:pStyle w:val="Heading2"/>
         <w:keepNext/>
         <w:pBdr>
           <w:bottom w:val="single" w:sz="8" w:space="3" w:color="003A70"/>
@@ -1935,7 +1949,7 @@
           <w:b/>
           <w:color w:val="003A70"/>
           <w:spacing w:val="14"/>
-          <w:sz w:val="19"/>
+          <w:sz w:val="22"/>
           <w:szCs w:val="19"/>
         </w:rPr>
         <w:t xml:space="preserve">STEPS TO FOLLOW</w:t>
@@ -1954,7 +1968,7 @@
           <w:rFonts w:ascii="Avenir Next" w:hAnsi="Avenir Next" w:cs="Avenir Next" w:eastAsia="Avenir Next"/>
           <w:i/>
           <w:color w:val="5A5F66"/>
-          <w:sz w:val="17"/>
+          <w:sz w:val="22"/>
           <w:szCs w:val="17"/>
         </w:rPr>
         <w:t xml:space="preserve">use these same steps on every problem</w:t>
@@ -1996,6 +2010,7 @@
           </w:tcPr>
           <w:p>
             <w:pPr>
+              <w:pStyle w:val="Heading1"/>
               <w:spacing w:before="0" w:after="0" w:line="240" w:lineRule="auto"/>
               <w:jc w:val="center"/>
             </w:pPr>
@@ -2018,14 +2033,14 @@
           </w:tcPr>
           <w:p>
             <w:pPr>
-              <w:spacing w:before="0" w:after="0" w:line="264" w:lineRule="auto"/>
+              <w:spacing w:before="0" w:after="0" w:line="252" w:lineRule="auto"/>
             </w:pPr>
             <w:r>
               <w:rPr>
                 <w:rFonts w:ascii="Avenir Next" w:hAnsi="Avenir Next" w:cs="Avenir Next" w:eastAsia="Avenir Next"/>
                 <w:b/>
                 <w:color w:val="1A1A1A"/>
-                <w:sz w:val="21"/>
+                <w:sz w:val="22"/>
                 <w:szCs w:val="21"/>
               </w:rPr>
               <w:t xml:space="preserve">Order</w:t>
@@ -2034,7 +2049,7 @@
               <w:rPr>
                 <w:rFonts w:ascii="Avenir Next" w:hAnsi="Avenir Next" w:cs="Avenir Next" w:eastAsia="Avenir Next"/>
                 <w:color w:val="1A1A1A"/>
-                <w:sz w:val="21"/>
+                <w:sz w:val="22"/>
                 <w:szCs w:val="21"/>
               </w:rPr>
               <w:t xml:space="preserve"> the values.</w:t>
@@ -2053,6 +2068,7 @@
           </w:tcPr>
           <w:p>
             <w:pPr>
+              <w:pStyle w:val="Heading1"/>
               <w:spacing w:before="0" w:after="0" w:line="240" w:lineRule="auto"/>
               <w:jc w:val="center"/>
             </w:pPr>
@@ -2075,13 +2091,13 @@
           </w:tcPr>
           <w:p>
             <w:pPr>
-              <w:spacing w:before="0" w:after="0" w:line="264" w:lineRule="auto"/>
+              <w:spacing w:before="0" w:after="0" w:line="252" w:lineRule="auto"/>
             </w:pPr>
             <w:r>
               <w:rPr>
                 <w:rFonts w:ascii="Avenir Next" w:hAnsi="Avenir Next" w:cs="Avenir Next" w:eastAsia="Avenir Next"/>
                 <w:color w:val="1A1A1A"/>
-                <w:sz w:val="21"/>
+                <w:sz w:val="22"/>
                 <w:szCs w:val="21"/>
               </w:rPr>
               <w:t xml:space="preserve">Find the </w:t>
@@ -2091,7 +2107,7 @@
                 <w:rFonts w:ascii="Avenir Next" w:hAnsi="Avenir Next" w:cs="Avenir Next" w:eastAsia="Avenir Next"/>
                 <w:b/>
                 <w:color w:val="1A1A1A"/>
-                <w:sz w:val="21"/>
+                <w:sz w:val="22"/>
                 <w:szCs w:val="21"/>
               </w:rPr>
               <w:t xml:space="preserve">two</w:t>
@@ -2100,7 +2116,7 @@
               <w:rPr>
                 <w:rFonts w:ascii="Avenir Next" w:hAnsi="Avenir Next" w:cs="Avenir Next" w:eastAsia="Avenir Next"/>
                 <w:color w:val="1A1A1A"/>
-                <w:sz w:val="21"/>
+                <w:sz w:val="22"/>
                 <w:szCs w:val="21"/>
               </w:rPr>
               <w:t xml:space="preserve"> middle values.</w:t>
@@ -2119,6 +2135,7 @@
           </w:tcPr>
           <w:p>
             <w:pPr>
+              <w:pStyle w:val="Heading1"/>
               <w:spacing w:before="0" w:after="0" w:line="240" w:lineRule="auto"/>
               <w:jc w:val="center"/>
             </w:pPr>
@@ -2141,13 +2158,13 @@
           </w:tcPr>
           <w:p>
             <w:pPr>
-              <w:spacing w:before="0" w:after="0" w:line="264" w:lineRule="auto"/>
+              <w:spacing w:before="0" w:after="0" w:line="252" w:lineRule="auto"/>
             </w:pPr>
             <w:r>
               <w:rPr>
                 <w:rFonts w:ascii="Avenir Next" w:hAnsi="Avenir Next" w:cs="Avenir Next" w:eastAsia="Avenir Next"/>
                 <w:color w:val="1A1A1A"/>
-                <w:sz w:val="21"/>
+                <w:sz w:val="22"/>
                 <w:szCs w:val="21"/>
               </w:rPr>
               <w:t xml:space="preserve">Add them and </w:t>
@@ -2157,7 +2174,7 @@
                 <w:rFonts w:ascii="Avenir Next" w:hAnsi="Avenir Next" w:cs="Avenir Next" w:eastAsia="Avenir Next"/>
                 <w:b/>
                 <w:color w:val="1A1A1A"/>
-                <w:sz w:val="21"/>
+                <w:sz w:val="22"/>
                 <w:szCs w:val="21"/>
               </w:rPr>
               <w:t xml:space="preserve">divide</w:t>
@@ -2166,7 +2183,7 @@
               <w:rPr>
                 <w:rFonts w:ascii="Avenir Next" w:hAnsi="Avenir Next" w:cs="Avenir Next" w:eastAsia="Avenir Next"/>
                 <w:color w:val="1A1A1A"/>
-                <w:sz w:val="21"/>
+                <w:sz w:val="22"/>
                 <w:szCs w:val="21"/>
               </w:rPr>
               <w:t xml:space="preserve"> by 2.</w:t>
@@ -2177,6 +2194,7 @@
     </w:tbl>
     <w:p>
       <w:pPr>
+        <w:pStyle w:val="Heading2"/>
         <w:keepNext/>
         <w:pBdr>
           <w:bottom w:val="single" w:sz="8" w:space="3" w:color="003A70"/>
@@ -2192,7 +2210,7 @@
           <w:b/>
           <w:color w:val="003A70"/>
           <w:spacing w:val="14"/>
-          <w:sz w:val="19"/>
+          <w:sz w:val="22"/>
           <w:szCs w:val="19"/>
         </w:rPr>
         <w:t xml:space="preserve">WATCH ME</w:t>
@@ -2211,7 +2229,7 @@
           <w:rFonts w:ascii="Avenir Next" w:hAnsi="Avenir Next" w:cs="Avenir Next" w:eastAsia="Avenir Next"/>
           <w:i/>
           <w:color w:val="5A5F66"/>
-          <w:sz w:val="17"/>
+          <w:sz w:val="22"/>
           <w:szCs w:val="17"/>
         </w:rPr>
         <w:t xml:space="preserve">the steps in action</w:t>
@@ -2219,14 +2237,14 @@
     </w:p>
     <w:p>
       <w:pPr>
-        <w:spacing w:before="0" w:after="40" w:line="264" w:lineRule="auto"/>
+        <w:spacing w:before="0" w:after="40" w:line="252" w:lineRule="auto"/>
       </w:pPr>
       <w:r>
         <w:rPr>
           <w:rFonts w:ascii="Avenir Next" w:hAnsi="Avenir Next" w:cs="Avenir Next" w:eastAsia="Avenir Next"/>
           <w:b/>
           <w:color w:val="1A1A1A"/>
-          <w:sz w:val="21"/>
+          <w:sz w:val="22"/>
           <w:szCs w:val="21"/>
         </w:rPr>
         <w:t xml:space="preserve">Find the median of 9, 3, 8, 5.</w:t>
@@ -2237,7 +2255,7 @@
         <w:tabs>
           <w:tab w:val="left" w:pos="950"/>
         </w:tabs>
-        <w:spacing w:before="0" w:after="24" w:line="256" w:lineRule="auto"/>
+        <w:spacing w:before="0" w:after="24" w:line="248" w:lineRule="auto"/>
         <w:ind w:left="950" w:hanging="950"/>
       </w:pPr>
       <w:r>
@@ -2245,25 +2263,25 @@
           <w:rFonts w:ascii="Avenir Next" w:hAnsi="Avenir Next" w:cs="Avenir Next" w:eastAsia="Avenir Next"/>
           <w:b/>
           <w:color w:val="003A70"/>
+          <w:sz w:val="22"/>
+          <w:szCs w:val="19"/>
+        </w:rPr>
+        <w:t xml:space="preserve">Step 1</w:t>
+      </w:r>
+      <w:r>
+        <w:rPr>
+          <w:rFonts w:ascii="Avenir Next" w:hAnsi="Avenir Next" w:cs="Avenir Next" w:eastAsia="Avenir Next"/>
+          <w:color w:val="1A1A1A"/>
           <w:sz w:val="19"/>
           <w:szCs w:val="19"/>
         </w:rPr>
-        <w:t xml:space="preserve">Step 1</w:t>
-      </w:r>
-      <w:r>
-        <w:rPr>
-          <w:rFonts w:ascii="Avenir Next" w:hAnsi="Avenir Next" w:cs="Avenir Next" w:eastAsia="Avenir Next"/>
-          <w:color w:val="1A1A1A"/>
-          <w:sz w:val="19"/>
-          <w:szCs w:val="19"/>
-        </w:rPr>
         <w:tab/>
       </w:r>
       <w:r>
         <w:rPr>
           <w:rFonts w:ascii="Avenir Next" w:hAnsi="Avenir Next" w:cs="Avenir Next" w:eastAsia="Avenir Next"/>
           <w:color w:val="1A1A1A"/>
-          <w:sz w:val="21"/>
+          <w:sz w:val="22"/>
           <w:szCs w:val="21"/>
         </w:rPr>
         <w:t xml:space="preserve">3, 5, 8, 9.</w:t>
@@ -2274,7 +2292,7 @@
         <w:tabs>
           <w:tab w:val="left" w:pos="950"/>
         </w:tabs>
-        <w:spacing w:before="0" w:after="24" w:line="256" w:lineRule="auto"/>
+        <w:spacing w:before="0" w:after="24" w:line="248" w:lineRule="auto"/>
         <w:ind w:left="950" w:hanging="950"/>
       </w:pPr>
       <w:r>
@@ -2282,25 +2300,25 @@
           <w:rFonts w:ascii="Avenir Next" w:hAnsi="Avenir Next" w:cs="Avenir Next" w:eastAsia="Avenir Next"/>
           <w:b/>
           <w:color w:val="003A70"/>
+          <w:sz w:val="22"/>
+          <w:szCs w:val="19"/>
+        </w:rPr>
+        <w:t xml:space="preserve">Step 2</w:t>
+      </w:r>
+      <w:r>
+        <w:rPr>
+          <w:rFonts w:ascii="Avenir Next" w:hAnsi="Avenir Next" w:cs="Avenir Next" w:eastAsia="Avenir Next"/>
+          <w:color w:val="1A1A1A"/>
           <w:sz w:val="19"/>
           <w:szCs w:val="19"/>
         </w:rPr>
-        <w:t xml:space="preserve">Step 2</w:t>
-      </w:r>
-      <w:r>
-        <w:rPr>
-          <w:rFonts w:ascii="Avenir Next" w:hAnsi="Avenir Next" w:cs="Avenir Next" w:eastAsia="Avenir Next"/>
-          <w:color w:val="1A1A1A"/>
-          <w:sz w:val="19"/>
-          <w:szCs w:val="19"/>
-        </w:rPr>
         <w:tab/>
       </w:r>
       <w:r>
         <w:rPr>
           <w:rFonts w:ascii="Avenir Next" w:hAnsi="Avenir Next" w:cs="Avenir Next" w:eastAsia="Avenir Next"/>
           <w:color w:val="1A1A1A"/>
-          <w:sz w:val="21"/>
+          <w:sz w:val="22"/>
           <w:szCs w:val="21"/>
         </w:rPr>
         <w:t xml:space="preserve">The two middle values are 5 and 8.</w:t>
@@ -2311,7 +2329,7 @@
         <w:tabs>
           <w:tab w:val="left" w:pos="950"/>
         </w:tabs>
-        <w:spacing w:before="0" w:after="24" w:line="256" w:lineRule="auto"/>
+        <w:spacing w:before="0" w:after="24" w:line="248" w:lineRule="auto"/>
         <w:ind w:left="950" w:hanging="950"/>
       </w:pPr>
       <w:r>
@@ -2319,25 +2337,25 @@
           <w:rFonts w:ascii="Avenir Next" w:hAnsi="Avenir Next" w:cs="Avenir Next" w:eastAsia="Avenir Next"/>
           <w:b/>
           <w:color w:val="003A70"/>
+          <w:sz w:val="22"/>
+          <w:szCs w:val="19"/>
+        </w:rPr>
+        <w:t xml:space="preserve">Step 3</w:t>
+      </w:r>
+      <w:r>
+        <w:rPr>
+          <w:rFonts w:ascii="Avenir Next" w:hAnsi="Avenir Next" w:cs="Avenir Next" w:eastAsia="Avenir Next"/>
+          <w:color w:val="1A1A1A"/>
           <w:sz w:val="19"/>
           <w:szCs w:val="19"/>
         </w:rPr>
-        <w:t xml:space="preserve">Step 3</w:t>
-      </w:r>
-      <w:r>
-        <w:rPr>
-          <w:rFonts w:ascii="Avenir Next" w:hAnsi="Avenir Next" w:cs="Avenir Next" w:eastAsia="Avenir Next"/>
-          <w:color w:val="1A1A1A"/>
-          <w:sz w:val="19"/>
-          <w:szCs w:val="19"/>
-        </w:rPr>
         <w:tab/>
       </w:r>
       <w:r>
         <w:rPr>
           <w:rFonts w:ascii="Avenir Next" w:hAnsi="Avenir Next" w:cs="Avenir Next" w:eastAsia="Avenir Next"/>
           <w:color w:val="1A1A1A"/>
-          <w:sz w:val="21"/>
+          <w:sz w:val="22"/>
           <w:szCs w:val="21"/>
         </w:rPr>
         <w:t xml:space="preserve">(5 + 8) ÷ 2 = 6.5.</w:t>
@@ -2348,7 +2366,7 @@
         <w:tabs>
           <w:tab w:val="left" w:pos="950"/>
         </w:tabs>
-        <w:spacing w:before="20" w:after="0" w:line="256" w:lineRule="auto"/>
+        <w:spacing w:before="20" w:after="0" w:line="248" w:lineRule="auto"/>
         <w:ind w:left="950" w:hanging="950"/>
       </w:pPr>
       <w:r>
@@ -2356,18 +2374,18 @@
           <w:rFonts w:ascii="Avenir Next" w:hAnsi="Avenir Next" w:cs="Avenir Next" w:eastAsia="Avenir Next"/>
           <w:b/>
           <w:color w:val="1A1A1A"/>
+          <w:sz w:val="22"/>
+          <w:szCs w:val="21"/>
+        </w:rPr>
+        <w:t xml:space="preserve">Answer</w:t>
+      </w:r>
+      <w:r>
+        <w:rPr>
+          <w:rFonts w:ascii="Avenir Next" w:hAnsi="Avenir Next" w:cs="Avenir Next" w:eastAsia="Avenir Next"/>
+          <w:color w:val="1A1A1A"/>
           <w:sz w:val="21"/>
           <w:szCs w:val="21"/>
         </w:rPr>
-        <w:t xml:space="preserve">Answer</w:t>
-      </w:r>
-      <w:r>
-        <w:rPr>
-          <w:rFonts w:ascii="Avenir Next" w:hAnsi="Avenir Next" w:cs="Avenir Next" w:eastAsia="Avenir Next"/>
-          <w:color w:val="1A1A1A"/>
-          <w:sz w:val="21"/>
-          <w:szCs w:val="21"/>
-        </w:rPr>
         <w:tab/>
       </w:r>
       <w:r>
@@ -2375,7 +2393,7 @@
           <w:rFonts w:ascii="Avenir Next" w:hAnsi="Avenir Next" w:cs="Avenir Next" w:eastAsia="Avenir Next"/>
           <w:b/>
           <w:color w:val="1A1A1A"/>
-          <w:sz w:val="21"/>
+          <w:sz w:val="22"/>
           <w:szCs w:val="21"/>
         </w:rPr>
         <w:t xml:space="preserve">6.5</w:t>
@@ -2383,6 +2401,7 @@
     </w:p>
     <w:p>
       <w:pPr>
+        <w:pStyle w:val="Heading2"/>
         <w:keepNext/>
         <w:pBdr>
           <w:bottom w:val="single" w:sz="8" w:space="3" w:color="003A70"/>
@@ -2398,7 +2417,7 @@
           <w:b/>
           <w:color w:val="003A70"/>
           <w:spacing w:val="14"/>
-          <w:sz w:val="19"/>
+          <w:sz w:val="22"/>
           <w:szCs w:val="19"/>
         </w:rPr>
         <w:t xml:space="preserve">TRY IT WITH HELP</w:t>
@@ -2417,7 +2436,7 @@
           <w:rFonts w:ascii="Avenir Next" w:hAnsi="Avenir Next" w:cs="Avenir Next" w:eastAsia="Avenir Next"/>
           <w:i/>
           <w:color w:val="5A5F66"/>
-          <w:sz w:val="17"/>
+          <w:sz w:val="22"/>
           <w:szCs w:val="17"/>
         </w:rPr>
         <w:t xml:space="preserve">fill in each step</w:t>
@@ -2429,7 +2448,7 @@
         <w:tabs>
           <w:tab w:val="left" w:pos="432"/>
         </w:tabs>
-        <w:spacing w:before="90" w:after="40" w:line="268" w:lineRule="auto"/>
+        <w:spacing w:before="90" w:after="40" w:line="254" w:lineRule="auto"/>
         <w:ind w:left="432" w:hanging="432"/>
       </w:pPr>
       <w:r>
@@ -2467,7 +2486,7 @@
         <w:tabs>
           <w:tab w:val="left" w:pos="1300"/>
         </w:tabs>
-        <w:spacing w:before="0" w:after="24" w:line="272" w:lineRule="auto"/>
+        <w:spacing w:before="0" w:after="24" w:line="256" w:lineRule="auto"/>
         <w:ind w:left="1300" w:hanging="868"/>
       </w:pPr>
       <w:r>
@@ -2475,35 +2494,35 @@
           <w:rFonts w:ascii="Avenir Next" w:hAnsi="Avenir Next" w:cs="Avenir Next" w:eastAsia="Avenir Next"/>
           <w:b/>
           <w:color w:val="003A70"/>
+          <w:sz w:val="22"/>
+          <w:szCs w:val="18"/>
+        </w:rPr>
+        <w:t xml:space="preserve">Step 1</w:t>
+      </w:r>
+      <w:r>
+        <w:rPr>
+          <w:rFonts w:ascii="Avenir Next" w:hAnsi="Avenir Next" w:cs="Avenir Next" w:eastAsia="Avenir Next"/>
+          <w:color w:val="1A1A1A"/>
           <w:sz w:val="18"/>
           <w:szCs w:val="18"/>
         </w:rPr>
-        <w:t xml:space="preserve">Step 1</w:t>
-      </w:r>
-      <w:r>
-        <w:rPr>
-          <w:rFonts w:ascii="Avenir Next" w:hAnsi="Avenir Next" w:cs="Avenir Next" w:eastAsia="Avenir Next"/>
-          <w:color w:val="1A1A1A"/>
-          <w:sz w:val="18"/>
-          <w:szCs w:val="18"/>
-        </w:rPr>
         <w:tab/>
       </w:r>
       <w:r>
         <w:rPr>
           <w:rFonts w:ascii="Avenir Next" w:hAnsi="Avenir Next" w:cs="Avenir Next" w:eastAsia="Avenir Next"/>
           <w:color w:val="1A1A1A"/>
+          <w:sz w:val="22"/>
+          <w:szCs w:val="21"/>
+        </w:rPr>
+        <w:t xml:space="preserve">In order: </w:t>
+      </w:r>
+      <w:r>
+        <w:rPr>
+          <w:rFonts w:ascii="Avenir Next" w:hAnsi="Avenir Next" w:cs="Avenir Next" w:eastAsia="Avenir Next"/>
+          <w:color w:val="1A1A1A"/>
           <w:sz w:val="21"/>
           <w:szCs w:val="21"/>
-        </w:rPr>
-        <w:t xml:space="preserve">In order: </w:t>
-      </w:r>
-      <w:r>
-        <w:rPr>
-          <w:rFonts w:ascii="Avenir Next" w:hAnsi="Avenir Next" w:cs="Avenir Next" w:eastAsia="Avenir Next"/>
-          <w:color w:val="1A1A1A"/>
-          <w:sz w:val="21"/>
-          <w:szCs w:val="21"/>
           <w:u w:val="single"/>
         </w:rPr>
         <w:t xml:space="preserve">                </w:t>
@@ -2512,7 +2531,7 @@
         <w:rPr>
           <w:rFonts w:ascii="Avenir Next" w:hAnsi="Avenir Next" w:cs="Avenir Next" w:eastAsia="Avenir Next"/>
           <w:color w:val="1A1A1A"/>
-          <w:sz w:val="21"/>
+          <w:sz w:val="22"/>
           <w:szCs w:val="21"/>
         </w:rPr>
         <w:t xml:space="preserve">.</w:t>
@@ -2524,7 +2543,7 @@
         <w:tabs>
           <w:tab w:val="left" w:pos="1300"/>
         </w:tabs>
-        <w:spacing w:before="0" w:after="24" w:line="272" w:lineRule="auto"/>
+        <w:spacing w:before="0" w:after="24" w:line="256" w:lineRule="auto"/>
         <w:ind w:left="1300" w:hanging="868"/>
       </w:pPr>
       <w:r>
@@ -2532,28 +2551,47 @@
           <w:rFonts w:ascii="Avenir Next" w:hAnsi="Avenir Next" w:cs="Avenir Next" w:eastAsia="Avenir Next"/>
           <w:b/>
           <w:color w:val="003A70"/>
+          <w:sz w:val="22"/>
+          <w:szCs w:val="18"/>
+        </w:rPr>
+        <w:t xml:space="preserve">Step 2</w:t>
+      </w:r>
+      <w:r>
+        <w:rPr>
+          <w:rFonts w:ascii="Avenir Next" w:hAnsi="Avenir Next" w:cs="Avenir Next" w:eastAsia="Avenir Next"/>
+          <w:color w:val="1A1A1A"/>
           <w:sz w:val="18"/>
           <w:szCs w:val="18"/>
         </w:rPr>
-        <w:t xml:space="preserve">Step 2</w:t>
-      </w:r>
-      <w:r>
-        <w:rPr>
-          <w:rFonts w:ascii="Avenir Next" w:hAnsi="Avenir Next" w:cs="Avenir Next" w:eastAsia="Avenir Next"/>
-          <w:color w:val="1A1A1A"/>
-          <w:sz w:val="18"/>
-          <w:szCs w:val="18"/>
-        </w:rPr>
         <w:tab/>
       </w:r>
       <w:r>
         <w:rPr>
           <w:rFonts w:ascii="Avenir Next" w:hAnsi="Avenir Next" w:cs="Avenir Next" w:eastAsia="Avenir Next"/>
           <w:color w:val="1A1A1A"/>
+          <w:sz w:val="22"/>
+          <w:szCs w:val="21"/>
+        </w:rPr>
+        <w:t xml:space="preserve">Middle values: </w:t>
+      </w:r>
+      <w:r>
+        <w:rPr>
+          <w:rFonts w:ascii="Avenir Next" w:hAnsi="Avenir Next" w:cs="Avenir Next" w:eastAsia="Avenir Next"/>
+          <w:color w:val="1A1A1A"/>
           <w:sz w:val="21"/>
           <w:szCs w:val="21"/>
-        </w:rPr>
-        <w:t xml:space="preserve">Middle values: </w:t>
+          <w:u w:val="single"/>
+        </w:rPr>
+        <w:t xml:space="preserve">                </w:t>
+      </w:r>
+      <w:r>
+        <w:rPr>
+          <w:rFonts w:ascii="Avenir Next" w:hAnsi="Avenir Next" w:cs="Avenir Next" w:eastAsia="Avenir Next"/>
+          <w:color w:val="1A1A1A"/>
+          <w:sz w:val="22"/>
+          <w:szCs w:val="21"/>
+        </w:rPr>
+        <w:t xml:space="preserve"> and </w:t>
       </w:r>
       <w:r>
         <w:rPr>
@@ -2569,26 +2607,7 @@
         <w:rPr>
           <w:rFonts w:ascii="Avenir Next" w:hAnsi="Avenir Next" w:cs="Avenir Next" w:eastAsia="Avenir Next"/>
           <w:color w:val="1A1A1A"/>
-          <w:sz w:val="21"/>
-          <w:szCs w:val="21"/>
-        </w:rPr>
-        <w:t xml:space="preserve"> and </w:t>
-      </w:r>
-      <w:r>
-        <w:rPr>
-          <w:rFonts w:ascii="Avenir Next" w:hAnsi="Avenir Next" w:cs="Avenir Next" w:eastAsia="Avenir Next"/>
-          <w:color w:val="1A1A1A"/>
-          <w:sz w:val="21"/>
-          <w:szCs w:val="21"/>
-          <w:u w:val="single"/>
-        </w:rPr>
-        <w:t xml:space="preserve">                </w:t>
-      </w:r>
-      <w:r>
-        <w:rPr>
-          <w:rFonts w:ascii="Avenir Next" w:hAnsi="Avenir Next" w:cs="Avenir Next" w:eastAsia="Avenir Next"/>
-          <w:color w:val="1A1A1A"/>
-          <w:sz w:val="21"/>
+          <w:sz w:val="22"/>
           <w:szCs w:val="21"/>
         </w:rPr>
         <w:t xml:space="preserve">.</w:t>
@@ -2600,7 +2619,7 @@
         <w:tabs>
           <w:tab w:val="left" w:pos="1300"/>
         </w:tabs>
-        <w:spacing w:before="0" w:after="24" w:line="272" w:lineRule="auto"/>
+        <w:spacing w:before="0" w:after="24" w:line="256" w:lineRule="auto"/>
         <w:ind w:left="1300" w:hanging="868"/>
       </w:pPr>
       <w:r>
@@ -2608,35 +2627,35 @@
           <w:rFonts w:ascii="Avenir Next" w:hAnsi="Avenir Next" w:cs="Avenir Next" w:eastAsia="Avenir Next"/>
           <w:b/>
           <w:color w:val="003A70"/>
+          <w:sz w:val="22"/>
+          <w:szCs w:val="18"/>
+        </w:rPr>
+        <w:t xml:space="preserve">Step 3</w:t>
+      </w:r>
+      <w:r>
+        <w:rPr>
+          <w:rFonts w:ascii="Avenir Next" w:hAnsi="Avenir Next" w:cs="Avenir Next" w:eastAsia="Avenir Next"/>
+          <w:color w:val="1A1A1A"/>
           <w:sz w:val="18"/>
           <w:szCs w:val="18"/>
         </w:rPr>
-        <w:t xml:space="preserve">Step 3</w:t>
-      </w:r>
-      <w:r>
-        <w:rPr>
-          <w:rFonts w:ascii="Avenir Next" w:hAnsi="Avenir Next" w:cs="Avenir Next" w:eastAsia="Avenir Next"/>
-          <w:color w:val="1A1A1A"/>
-          <w:sz w:val="18"/>
-          <w:szCs w:val="18"/>
-        </w:rPr>
         <w:tab/>
       </w:r>
       <w:r>
         <w:rPr>
           <w:rFonts w:ascii="Avenir Next" w:hAnsi="Avenir Next" w:cs="Avenir Next" w:eastAsia="Avenir Next"/>
           <w:color w:val="1A1A1A"/>
+          <w:sz w:val="22"/>
+          <w:szCs w:val="21"/>
+        </w:rPr>
+        <w:t xml:space="preserve">(12 + 16) ÷ 2 = </w:t>
+      </w:r>
+      <w:r>
+        <w:rPr>
+          <w:rFonts w:ascii="Avenir Next" w:hAnsi="Avenir Next" w:cs="Avenir Next" w:eastAsia="Avenir Next"/>
+          <w:color w:val="1A1A1A"/>
           <w:sz w:val="21"/>
           <w:szCs w:val="21"/>
-        </w:rPr>
-        <w:t xml:space="preserve">(12 + 16) ÷ 2 = </w:t>
-      </w:r>
-      <w:r>
-        <w:rPr>
-          <w:rFonts w:ascii="Avenir Next" w:hAnsi="Avenir Next" w:cs="Avenir Next" w:eastAsia="Avenir Next"/>
-          <w:color w:val="1A1A1A"/>
-          <w:sz w:val="21"/>
-          <w:szCs w:val="21"/>
           <w:u w:val="single"/>
         </w:rPr>
         <w:t xml:space="preserve">                </w:t>
@@ -2645,7 +2664,7 @@
         <w:rPr>
           <w:rFonts w:ascii="Avenir Next" w:hAnsi="Avenir Next" w:cs="Avenir Next" w:eastAsia="Avenir Next"/>
           <w:color w:val="1A1A1A"/>
-          <w:sz w:val="21"/>
+          <w:sz w:val="22"/>
           <w:szCs w:val="21"/>
         </w:rPr>
         <w:t xml:space="preserve">.</w:t>
@@ -2662,7 +2681,7 @@
         <w:tabs>
           <w:tab w:val="left" w:pos="432"/>
         </w:tabs>
-        <w:spacing w:before="90" w:after="40" w:line="268" w:lineRule="auto"/>
+        <w:spacing w:before="90" w:after="40" w:line="254" w:lineRule="auto"/>
         <w:ind w:left="432" w:hanging="432"/>
       </w:pPr>
       <w:r>
@@ -2700,7 +2719,7 @@
         <w:tabs>
           <w:tab w:val="left" w:pos="1300"/>
         </w:tabs>
-        <w:spacing w:before="0" w:after="24" w:line="272" w:lineRule="auto"/>
+        <w:spacing w:before="0" w:after="24" w:line="256" w:lineRule="auto"/>
         <w:ind w:left="1300" w:hanging="868"/>
       </w:pPr>
       <w:r>
@@ -2708,35 +2727,35 @@
           <w:rFonts w:ascii="Avenir Next" w:hAnsi="Avenir Next" w:cs="Avenir Next" w:eastAsia="Avenir Next"/>
           <w:b/>
           <w:color w:val="003A70"/>
+          <w:sz w:val="22"/>
+          <w:szCs w:val="18"/>
+        </w:rPr>
+        <w:t xml:space="preserve">Step 1</w:t>
+      </w:r>
+      <w:r>
+        <w:rPr>
+          <w:rFonts w:ascii="Avenir Next" w:hAnsi="Avenir Next" w:cs="Avenir Next" w:eastAsia="Avenir Next"/>
+          <w:color w:val="1A1A1A"/>
           <w:sz w:val="18"/>
           <w:szCs w:val="18"/>
         </w:rPr>
-        <w:t xml:space="preserve">Step 1</w:t>
-      </w:r>
-      <w:r>
-        <w:rPr>
-          <w:rFonts w:ascii="Avenir Next" w:hAnsi="Avenir Next" w:cs="Avenir Next" w:eastAsia="Avenir Next"/>
-          <w:color w:val="1A1A1A"/>
-          <w:sz w:val="18"/>
-          <w:szCs w:val="18"/>
-        </w:rPr>
         <w:tab/>
       </w:r>
       <w:r>
         <w:rPr>
           <w:rFonts w:ascii="Avenir Next" w:hAnsi="Avenir Next" w:cs="Avenir Next" w:eastAsia="Avenir Next"/>
           <w:color w:val="1A1A1A"/>
+          <w:sz w:val="22"/>
+          <w:szCs w:val="21"/>
+        </w:rPr>
+        <w:t xml:space="preserve">In order: </w:t>
+      </w:r>
+      <w:r>
+        <w:rPr>
+          <w:rFonts w:ascii="Avenir Next" w:hAnsi="Avenir Next" w:cs="Avenir Next" w:eastAsia="Avenir Next"/>
+          <w:color w:val="1A1A1A"/>
           <w:sz w:val="21"/>
           <w:szCs w:val="21"/>
-        </w:rPr>
-        <w:t xml:space="preserve">In order: </w:t>
-      </w:r>
-      <w:r>
-        <w:rPr>
-          <w:rFonts w:ascii="Avenir Next" w:hAnsi="Avenir Next" w:cs="Avenir Next" w:eastAsia="Avenir Next"/>
-          <w:color w:val="1A1A1A"/>
-          <w:sz w:val="21"/>
-          <w:szCs w:val="21"/>
           <w:u w:val="single"/>
         </w:rPr>
         <w:t xml:space="preserve">                </w:t>
@@ -2745,7 +2764,7 @@
         <w:rPr>
           <w:rFonts w:ascii="Avenir Next" w:hAnsi="Avenir Next" w:cs="Avenir Next" w:eastAsia="Avenir Next"/>
           <w:color w:val="1A1A1A"/>
-          <w:sz w:val="21"/>
+          <w:sz w:val="22"/>
           <w:szCs w:val="21"/>
         </w:rPr>
         <w:t xml:space="preserve">.</w:t>
@@ -2757,7 +2776,7 @@
         <w:tabs>
           <w:tab w:val="left" w:pos="1300"/>
         </w:tabs>
-        <w:spacing w:before="0" w:after="24" w:line="272" w:lineRule="auto"/>
+        <w:spacing w:before="0" w:after="24" w:line="256" w:lineRule="auto"/>
         <w:ind w:left="1300" w:hanging="868"/>
       </w:pPr>
       <w:r>
@@ -2765,28 +2784,47 @@
           <w:rFonts w:ascii="Avenir Next" w:hAnsi="Avenir Next" w:cs="Avenir Next" w:eastAsia="Avenir Next"/>
           <w:b/>
           <w:color w:val="003A70"/>
+          <w:sz w:val="22"/>
+          <w:szCs w:val="18"/>
+        </w:rPr>
+        <w:t xml:space="preserve">Step 2</w:t>
+      </w:r>
+      <w:r>
+        <w:rPr>
+          <w:rFonts w:ascii="Avenir Next" w:hAnsi="Avenir Next" w:cs="Avenir Next" w:eastAsia="Avenir Next"/>
+          <w:color w:val="1A1A1A"/>
           <w:sz w:val="18"/>
           <w:szCs w:val="18"/>
         </w:rPr>
-        <w:t xml:space="preserve">Step 2</w:t>
-      </w:r>
-      <w:r>
-        <w:rPr>
-          <w:rFonts w:ascii="Avenir Next" w:hAnsi="Avenir Next" w:cs="Avenir Next" w:eastAsia="Avenir Next"/>
-          <w:color w:val="1A1A1A"/>
-          <w:sz w:val="18"/>
-          <w:szCs w:val="18"/>
-        </w:rPr>
         <w:tab/>
       </w:r>
       <w:r>
         <w:rPr>
           <w:rFonts w:ascii="Avenir Next" w:hAnsi="Avenir Next" w:cs="Avenir Next" w:eastAsia="Avenir Next"/>
           <w:color w:val="1A1A1A"/>
+          <w:sz w:val="22"/>
+          <w:szCs w:val="21"/>
+        </w:rPr>
+        <w:t xml:space="preserve">Middle values: </w:t>
+      </w:r>
+      <w:r>
+        <w:rPr>
+          <w:rFonts w:ascii="Avenir Next" w:hAnsi="Avenir Next" w:cs="Avenir Next" w:eastAsia="Avenir Next"/>
+          <w:color w:val="1A1A1A"/>
           <w:sz w:val="21"/>
           <w:szCs w:val="21"/>
-        </w:rPr>
-        <w:t xml:space="preserve">Middle values: </w:t>
+          <w:u w:val="single"/>
+        </w:rPr>
+        <w:t xml:space="preserve">                </w:t>
+      </w:r>
+      <w:r>
+        <w:rPr>
+          <w:rFonts w:ascii="Avenir Next" w:hAnsi="Avenir Next" w:cs="Avenir Next" w:eastAsia="Avenir Next"/>
+          <w:color w:val="1A1A1A"/>
+          <w:sz w:val="22"/>
+          <w:szCs w:val="21"/>
+        </w:rPr>
+        <w:t xml:space="preserve"> and </w:t>
       </w:r>
       <w:r>
         <w:rPr>
@@ -2802,26 +2840,7 @@
         <w:rPr>
           <w:rFonts w:ascii="Avenir Next" w:hAnsi="Avenir Next" w:cs="Avenir Next" w:eastAsia="Avenir Next"/>
           <w:color w:val="1A1A1A"/>
-          <w:sz w:val="21"/>
-          <w:szCs w:val="21"/>
-        </w:rPr>
-        <w:t xml:space="preserve"> and </w:t>
-      </w:r>
-      <w:r>
-        <w:rPr>
-          <w:rFonts w:ascii="Avenir Next" w:hAnsi="Avenir Next" w:cs="Avenir Next" w:eastAsia="Avenir Next"/>
-          <w:color w:val="1A1A1A"/>
-          <w:sz w:val="21"/>
-          <w:szCs w:val="21"/>
-          <w:u w:val="single"/>
-        </w:rPr>
-        <w:t xml:space="preserve">                </w:t>
-      </w:r>
-      <w:r>
-        <w:rPr>
-          <w:rFonts w:ascii="Avenir Next" w:hAnsi="Avenir Next" w:cs="Avenir Next" w:eastAsia="Avenir Next"/>
-          <w:color w:val="1A1A1A"/>
-          <w:sz w:val="21"/>
+          <w:sz w:val="22"/>
           <w:szCs w:val="21"/>
         </w:rPr>
         <w:t xml:space="preserve">.</w:t>
@@ -2833,7 +2852,7 @@
         <w:tabs>
           <w:tab w:val="left" w:pos="1300"/>
         </w:tabs>
-        <w:spacing w:before="0" w:after="24" w:line="272" w:lineRule="auto"/>
+        <w:spacing w:before="0" w:after="24" w:line="256" w:lineRule="auto"/>
         <w:ind w:left="1300" w:hanging="868"/>
       </w:pPr>
       <w:r>
@@ -2841,35 +2860,35 @@
           <w:rFonts w:ascii="Avenir Next" w:hAnsi="Avenir Next" w:cs="Avenir Next" w:eastAsia="Avenir Next"/>
           <w:b/>
           <w:color w:val="003A70"/>
+          <w:sz w:val="22"/>
+          <w:szCs w:val="18"/>
+        </w:rPr>
+        <w:t xml:space="preserve">Step 3</w:t>
+      </w:r>
+      <w:r>
+        <w:rPr>
+          <w:rFonts w:ascii="Avenir Next" w:hAnsi="Avenir Next" w:cs="Avenir Next" w:eastAsia="Avenir Next"/>
+          <w:color w:val="1A1A1A"/>
           <w:sz w:val="18"/>
           <w:szCs w:val="18"/>
         </w:rPr>
-        <w:t xml:space="preserve">Step 3</w:t>
-      </w:r>
-      <w:r>
-        <w:rPr>
-          <w:rFonts w:ascii="Avenir Next" w:hAnsi="Avenir Next" w:cs="Avenir Next" w:eastAsia="Avenir Next"/>
-          <w:color w:val="1A1A1A"/>
-          <w:sz w:val="18"/>
-          <w:szCs w:val="18"/>
-        </w:rPr>
         <w:tab/>
       </w:r>
       <w:r>
         <w:rPr>
           <w:rFonts w:ascii="Avenir Next" w:hAnsi="Avenir Next" w:cs="Avenir Next" w:eastAsia="Avenir Next"/>
           <w:color w:val="1A1A1A"/>
+          <w:sz w:val="22"/>
+          <w:szCs w:val="21"/>
+        </w:rPr>
+        <w:t xml:space="preserve">(7 + 8) ÷ 2 = </w:t>
+      </w:r>
+      <w:r>
+        <w:rPr>
+          <w:rFonts w:ascii="Avenir Next" w:hAnsi="Avenir Next" w:cs="Avenir Next" w:eastAsia="Avenir Next"/>
+          <w:color w:val="1A1A1A"/>
           <w:sz w:val="21"/>
           <w:szCs w:val="21"/>
-        </w:rPr>
-        <w:t xml:space="preserve">(7 + 8) ÷ 2 = </w:t>
-      </w:r>
-      <w:r>
-        <w:rPr>
-          <w:rFonts w:ascii="Avenir Next" w:hAnsi="Avenir Next" w:cs="Avenir Next" w:eastAsia="Avenir Next"/>
-          <w:color w:val="1A1A1A"/>
-          <w:sz w:val="21"/>
-          <w:szCs w:val="21"/>
           <w:u w:val="single"/>
         </w:rPr>
         <w:t xml:space="preserve">                </w:t>
@@ -2878,7 +2897,7 @@
         <w:rPr>
           <w:rFonts w:ascii="Avenir Next" w:hAnsi="Avenir Next" w:cs="Avenir Next" w:eastAsia="Avenir Next"/>
           <w:color w:val="1A1A1A"/>
-          <w:sz w:val="21"/>
+          <w:sz w:val="22"/>
           <w:szCs w:val="21"/>
         </w:rPr>
         <w:t xml:space="preserve">.</w:t>
@@ -2891,6 +2910,7 @@
     </w:p>
     <w:p>
       <w:pPr>
+        <w:pStyle w:val="Heading2"/>
         <w:keepNext/>
         <w:pBdr>
           <w:bottom w:val="single" w:sz="8" w:space="3" w:color="003A70"/>
@@ -2906,7 +2926,7 @@
           <w:b/>
           <w:color w:val="003A70"/>
           <w:spacing w:val="14"/>
-          <w:sz w:val="19"/>
+          <w:sz w:val="22"/>
           <w:szCs w:val="19"/>
         </w:rPr>
         <w:t xml:space="preserve">YOUR TURN</w:t>
@@ -2925,7 +2945,7 @@
           <w:rFonts w:ascii="Avenir Next" w:hAnsi="Avenir Next" w:cs="Avenir Next" w:eastAsia="Avenir Next"/>
           <w:i/>
           <w:color w:val="5A5F66"/>
-          <w:sz w:val="17"/>
+          <w:sz w:val="22"/>
           <w:szCs w:val="17"/>
         </w:rPr>
         <w:t xml:space="preserve">use the steps on your own</w:t>
@@ -2975,7 +2995,7 @@
               <w:tabs>
                 <w:tab w:val="left" w:pos="432"/>
               </w:tabs>
-              <w:spacing w:before="90" w:after="40" w:line="268" w:lineRule="auto"/>
+              <w:spacing w:before="90" w:after="40" w:line="254" w:lineRule="auto"/>
               <w:ind w:left="432" w:hanging="432"/>
             </w:pPr>
             <w:r>
@@ -3048,7 +3068,7 @@
                     <w:tabs>
                       <w:tab w:val="left" w:pos="340"/>
                     </w:tabs>
-                    <w:spacing w:before="0" w:after="0" w:line="276" w:lineRule="auto"/>
+                    <w:spacing w:before="0" w:after="0" w:line="258" w:lineRule="auto"/>
                     <w:ind w:left="340" w:hanging="340"/>
                   </w:pPr>
                   <w:r>
@@ -3096,7 +3116,7 @@
                       <w:szCs w:val="22"/>
                       <w:u w:val="single"/>
                     </w:rPr>
-                    <w:t xml:space="preserve">      </w:t>
+                    <w:t xml:space="preserve">          </w:t>
                   </w:r>
                 </w:p>
               </w:tc>
@@ -3110,7 +3130,7 @@
                     <w:tabs>
                       <w:tab w:val="left" w:pos="340"/>
                     </w:tabs>
-                    <w:spacing w:before="0" w:after="0" w:line="276" w:lineRule="auto"/>
+                    <w:spacing w:before="0" w:after="0" w:line="258" w:lineRule="auto"/>
                     <w:ind w:left="340" w:hanging="340"/>
                   </w:pPr>
                   <w:r>
@@ -3158,7 +3178,7 @@
                       <w:szCs w:val="22"/>
                       <w:u w:val="single"/>
                     </w:rPr>
-                    <w:t xml:space="preserve">      </w:t>
+                    <w:t xml:space="preserve">          </w:t>
                   </w:r>
                 </w:p>
               </w:tc>
@@ -3178,7 +3198,7 @@
                     <w:tabs>
                       <w:tab w:val="left" w:pos="340"/>
                     </w:tabs>
-                    <w:spacing w:before="0" w:after="0" w:line="276" w:lineRule="auto"/>
+                    <w:spacing w:before="0" w:after="0" w:line="258" w:lineRule="auto"/>
                     <w:ind w:left="340" w:hanging="340"/>
                   </w:pPr>
                   <w:r>
@@ -3226,7 +3246,7 @@
                       <w:szCs w:val="22"/>
                       <w:u w:val="single"/>
                     </w:rPr>
-                    <w:t xml:space="preserve">      </w:t>
+                    <w:t xml:space="preserve">          </w:t>
                   </w:r>
                 </w:p>
               </w:tc>
@@ -3240,7 +3260,7 @@
                     <w:tabs>
                       <w:tab w:val="left" w:pos="340"/>
                     </w:tabs>
-                    <w:spacing w:before="0" w:after="0" w:line="276" w:lineRule="auto"/>
+                    <w:spacing w:before="0" w:after="0" w:line="258" w:lineRule="auto"/>
                     <w:ind w:left="340" w:hanging="340"/>
                   </w:pPr>
                   <w:r>
@@ -3288,7 +3308,7 @@
                       <w:szCs w:val="22"/>
                       <w:u w:val="single"/>
                     </w:rPr>
-                    <w:t xml:space="preserve">      </w:t>
+                    <w:t xml:space="preserve">          </w:t>
                   </w:r>
                 </w:p>
               </w:tc>
@@ -3309,6 +3329,7 @@
     </w:p>
     <w:p>
       <w:pPr>
+        <w:pStyle w:val="Heading2"/>
         <w:keepNext/>
         <w:pBdr>
           <w:bottom w:val="single" w:sz="8" w:space="3" w:color="003A70"/>
@@ -3324,7 +3345,7 @@
           <w:b/>
           <w:color w:val="003A70"/>
           <w:spacing w:val="14"/>
-          <w:sz w:val="19"/>
+          <w:sz w:val="22"/>
           <w:szCs w:val="19"/>
         </w:rPr>
         <w:t xml:space="preserve">READY CHECK</w:t>
@@ -3343,7 +3364,7 @@
           <w:rFonts w:ascii="Avenir Next" w:hAnsi="Avenir Next" w:cs="Avenir Next" w:eastAsia="Avenir Next"/>
           <w:i/>
           <w:color w:val="5A5F66"/>
-          <w:sz w:val="17"/>
+          <w:sz w:val="22"/>
           <w:szCs w:val="17"/>
         </w:rPr>
         <w:t xml:space="preserve">a problem like the one in today’s lesson</w:t>
@@ -3393,7 +3414,7 @@
               <w:tabs>
                 <w:tab w:val="left" w:pos="432"/>
               </w:tabs>
-              <w:spacing w:before="90" w:after="40" w:line="268" w:lineRule="auto"/>
+              <w:spacing w:before="90" w:after="40" w:line="254" w:lineRule="auto"/>
               <w:ind w:left="432" w:hanging="432"/>
             </w:pPr>
             <w:r>
@@ -3467,7 +3488,7 @@
                     <w:tabs>
                       <w:tab w:val="left" w:pos="340"/>
                     </w:tabs>
-                    <w:spacing w:before="0" w:after="0" w:line="264" w:lineRule="auto"/>
+                    <w:spacing w:before="0" w:after="0" w:line="252" w:lineRule="auto"/>
                     <w:ind w:left="340" w:hanging="340"/>
                   </w:pPr>
                   <w:r>
@@ -3475,25 +3496,25 @@
                       <w:rFonts w:ascii="Avenir Next" w:hAnsi="Avenir Next" w:cs="Avenir Next" w:eastAsia="Avenir Next"/>
                       <w:b/>
                       <w:color w:val="003A70"/>
+                      <w:sz w:val="22"/>
+                      <w:szCs w:val="21"/>
+                    </w:rPr>
+                    <w:t xml:space="preserve">A</w:t>
+                  </w:r>
+                  <w:r>
+                    <w:rPr>
+                      <w:rFonts w:ascii="Avenir Next" w:hAnsi="Avenir Next" w:cs="Avenir Next" w:eastAsia="Avenir Next"/>
+                      <w:color w:val="1A1A1A"/>
                       <w:sz w:val="21"/>
                       <w:szCs w:val="21"/>
                     </w:rPr>
-                    <w:t xml:space="preserve">A</w:t>
-                  </w:r>
-                  <w:r>
-                    <w:rPr>
-                      <w:rFonts w:ascii="Avenir Next" w:hAnsi="Avenir Next" w:cs="Avenir Next" w:eastAsia="Avenir Next"/>
-                      <w:color w:val="1A1A1A"/>
-                      <w:sz w:val="21"/>
-                      <w:szCs w:val="21"/>
-                    </w:rPr>
                     <w:tab/>
                   </w:r>
                   <w:r>
                     <w:rPr>
                       <w:rFonts w:ascii="Avenir Next" w:hAnsi="Avenir Next" w:cs="Avenir Next" w:eastAsia="Avenir Next"/>
                       <w:color w:val="1A1A1A"/>
-                      <w:sz w:val="21"/>
+                      <w:sz w:val="22"/>
                       <w:szCs w:val="21"/>
                     </w:rPr>
                     <w:t xml:space="preserve">11</w:t>
@@ -3510,7 +3531,7 @@
                     <w:tabs>
                       <w:tab w:val="left" w:pos="340"/>
                     </w:tabs>
-                    <w:spacing w:before="0" w:after="0" w:line="264" w:lineRule="auto"/>
+                    <w:spacing w:before="0" w:after="0" w:line="252" w:lineRule="auto"/>
                     <w:ind w:left="340" w:hanging="340"/>
                   </w:pPr>
                   <w:r>
@@ -3518,25 +3539,25 @@
                       <w:rFonts w:ascii="Avenir Next" w:hAnsi="Avenir Next" w:cs="Avenir Next" w:eastAsia="Avenir Next"/>
                       <w:b/>
                       <w:color w:val="003A70"/>
+                      <w:sz w:val="22"/>
+                      <w:szCs w:val="21"/>
+                    </w:rPr>
+                    <w:t xml:space="preserve">B</w:t>
+                  </w:r>
+                  <w:r>
+                    <w:rPr>
+                      <w:rFonts w:ascii="Avenir Next" w:hAnsi="Avenir Next" w:cs="Avenir Next" w:eastAsia="Avenir Next"/>
+                      <w:color w:val="1A1A1A"/>
                       <w:sz w:val="21"/>
                       <w:szCs w:val="21"/>
                     </w:rPr>
-                    <w:t xml:space="preserve">B</w:t>
-                  </w:r>
-                  <w:r>
-                    <w:rPr>
-                      <w:rFonts w:ascii="Avenir Next" w:hAnsi="Avenir Next" w:cs="Avenir Next" w:eastAsia="Avenir Next"/>
-                      <w:color w:val="1A1A1A"/>
-                      <w:sz w:val="21"/>
-                      <w:szCs w:val="21"/>
-                    </w:rPr>
                     <w:tab/>
                   </w:r>
                   <w:r>
                     <w:rPr>
                       <w:rFonts w:ascii="Avenir Next" w:hAnsi="Avenir Next" w:cs="Avenir Next" w:eastAsia="Avenir Next"/>
                       <w:color w:val="1A1A1A"/>
-                      <w:sz w:val="21"/>
+                      <w:sz w:val="22"/>
                       <w:szCs w:val="21"/>
                     </w:rPr>
                     <w:t xml:space="preserve">14</w:t>
@@ -3553,7 +3574,7 @@
                     <w:tabs>
                       <w:tab w:val="left" w:pos="340"/>
                     </w:tabs>
-                    <w:spacing w:before="0" w:after="0" w:line="264" w:lineRule="auto"/>
+                    <w:spacing w:before="0" w:after="0" w:line="252" w:lineRule="auto"/>
                     <w:ind w:left="340" w:hanging="340"/>
                   </w:pPr>
                   <w:r>
@@ -3561,25 +3582,25 @@
                       <w:rFonts w:ascii="Avenir Next" w:hAnsi="Avenir Next" w:cs="Avenir Next" w:eastAsia="Avenir Next"/>
                       <w:b/>
                       <w:color w:val="003A70"/>
+                      <w:sz w:val="22"/>
+                      <w:szCs w:val="21"/>
+                    </w:rPr>
+                    <w:t xml:space="preserve">C</w:t>
+                  </w:r>
+                  <w:r>
+                    <w:rPr>
+                      <w:rFonts w:ascii="Avenir Next" w:hAnsi="Avenir Next" w:cs="Avenir Next" w:eastAsia="Avenir Next"/>
+                      <w:color w:val="1A1A1A"/>
                       <w:sz w:val="21"/>
                       <w:szCs w:val="21"/>
                     </w:rPr>
-                    <w:t xml:space="preserve">C</w:t>
-                  </w:r>
-                  <w:r>
-                    <w:rPr>
-                      <w:rFonts w:ascii="Avenir Next" w:hAnsi="Avenir Next" w:cs="Avenir Next" w:eastAsia="Avenir Next"/>
-                      <w:color w:val="1A1A1A"/>
-                      <w:sz w:val="21"/>
-                      <w:szCs w:val="21"/>
-                    </w:rPr>
                     <w:tab/>
                   </w:r>
                   <w:r>
                     <w:rPr>
                       <w:rFonts w:ascii="Avenir Next" w:hAnsi="Avenir Next" w:cs="Avenir Next" w:eastAsia="Avenir Next"/>
                       <w:color w:val="1A1A1A"/>
-                      <w:sz w:val="21"/>
+                      <w:sz w:val="22"/>
                       <w:szCs w:val="21"/>
                     </w:rPr>
                     <w:t xml:space="preserve">12.5</w:t>
@@ -3596,7 +3617,7 @@
                     <w:tabs>
                       <w:tab w:val="left" w:pos="340"/>
                     </w:tabs>
-                    <w:spacing w:before="0" w:after="0" w:line="264" w:lineRule="auto"/>
+                    <w:spacing w:before="0" w:after="0" w:line="252" w:lineRule="auto"/>
                     <w:ind w:left="340" w:hanging="340"/>
                   </w:pPr>
                   <w:r>
@@ -3604,25 +3625,25 @@
                       <w:rFonts w:ascii="Avenir Next" w:hAnsi="Avenir Next" w:cs="Avenir Next" w:eastAsia="Avenir Next"/>
                       <w:b/>
                       <w:color w:val="003A70"/>
+                      <w:sz w:val="22"/>
+                      <w:szCs w:val="21"/>
+                    </w:rPr>
+                    <w:t xml:space="preserve">D</w:t>
+                  </w:r>
+                  <w:r>
+                    <w:rPr>
+                      <w:rFonts w:ascii="Avenir Next" w:hAnsi="Avenir Next" w:cs="Avenir Next" w:eastAsia="Avenir Next"/>
+                      <w:color w:val="1A1A1A"/>
                       <w:sz w:val="21"/>
                       <w:szCs w:val="21"/>
                     </w:rPr>
-                    <w:t xml:space="preserve">D</w:t>
-                  </w:r>
-                  <w:r>
-                    <w:rPr>
-                      <w:rFonts w:ascii="Avenir Next" w:hAnsi="Avenir Next" w:cs="Avenir Next" w:eastAsia="Avenir Next"/>
-                      <w:color w:val="1A1A1A"/>
-                      <w:sz w:val="21"/>
-                      <w:szCs w:val="21"/>
-                    </w:rPr>
                     <w:tab/>
                   </w:r>
                   <w:r>
                     <w:rPr>
                       <w:rFonts w:ascii="Avenir Next" w:hAnsi="Avenir Next" w:cs="Avenir Next" w:eastAsia="Avenir Next"/>
                       <w:color w:val="1A1A1A"/>
-                      <w:sz w:val="21"/>
+                      <w:sz w:val="22"/>
                       <w:szCs w:val="21"/>
                     </w:rPr>
                     <w:t xml:space="preserve">25</w:t>
@@ -3671,19 +3692,42 @@
         <w:tblLook w:val="0000" w:firstRow="0" w:lastRow="0" w:firstColumn="0" w:lastColumn="0" w:noHBand="1" w:noVBand="1"/>
       </w:tblPr>
       <w:tblGrid>
-        <w:gridCol w:w="2000"/>
-        <w:gridCol w:w="2300"/>
-        <w:gridCol w:w="2100"/>
-        <w:gridCol w:w="3104"/>
+        <w:gridCol w:w="1750"/>
+        <w:gridCol w:w="2500"/>
+        <w:gridCol w:w="2200"/>
+        <w:gridCol w:w="3054"/>
       </w:tblGrid>
       <w:tr>
         <w:trPr>
           <w:cantSplit/>
-          <w:trHeight w:val="320" w:hRule="atLeast"/>
+          <w:trHeight w:val="300" w:hRule="atLeast"/>
         </w:trPr>
         <w:tc>
           <w:tcPr>
-            <w:tcW w:w="2000" w:type="dxa"/>
+            <w:tcW w:w="1750" w:type="dxa"/>
+            <w:vAlign w:val="center"/>
+          </w:tcPr>
+          <w:p>
+            <w:pPr>
+              <w:pStyle w:val="Heading2"/>
+              <w:spacing w:before="0" w:after="0" w:line="240" w:lineRule="auto"/>
+            </w:pPr>
+            <w:r>
+              <w:rPr>
+                <w:rFonts w:ascii="Avenir Next" w:hAnsi="Avenir Next" w:cs="Avenir Next" w:eastAsia="Avenir Next"/>
+                <w:b/>
+                <w:color w:val="003A70"/>
+                <w:spacing w:val="12"/>
+                <w:sz w:val="15"/>
+                <w:szCs w:val="15"/>
+              </w:rPr>
+              <w:t xml:space="preserve">CHECK YOURSELF</w:t>
+            </w:r>
+          </w:p>
+        </w:tc>
+        <w:tc>
+          <w:tcPr>
+            <w:tcW w:w="2500" w:type="dxa"/>
             <w:vAlign w:val="center"/>
           </w:tcPr>
           <w:p>
@@ -3692,20 +3736,27 @@
             </w:pPr>
             <w:r>
               <w:rPr>
-                <w:rFonts w:ascii="Avenir Next" w:hAnsi="Avenir Next" w:cs="Avenir Next" w:eastAsia="Avenir Next"/>
-                <w:b/>
-                <w:color w:val="003A70"/>
-                <w:spacing w:val="12"/>
-                <w:sz w:val="15"/>
-                <w:szCs w:val="15"/>
-              </w:rPr>
-              <w:t xml:space="preserve">CHECK YOURSELF</w:t>
+                <w:rFonts w:ascii="Arial" w:hAnsi="Arial" w:cs="Arial" w:eastAsia="Arial"/>
+                <w:color w:val="1A1A1A"/>
+                <w:sz w:val="20"/>
+                <w:szCs w:val="20"/>
+              </w:rPr>
+              <w:t xml:space="preserve">□</w:t>
+            </w:r>
+            <w:r>
+              <w:rPr>
+                <w:rFonts w:ascii="Avenir Next" w:hAnsi="Avenir Next" w:cs="Avenir Next" w:eastAsia="Avenir Next"/>
+                <w:color w:val="1A1A1A"/>
+                <w:sz w:val="17"/>
+                <w:szCs w:val="17"/>
+              </w:rPr>
+              <w:t xml:space="preserve">  I can do this on my own</w:t>
             </w:r>
           </w:p>
         </w:tc>
         <w:tc>
           <w:tcPr>
-            <w:tcW w:w="2300" w:type="dxa"/>
+            <w:tcW w:w="2200" w:type="dxa"/>
             <w:vAlign w:val="center"/>
           </w:tcPr>
           <w:p>
@@ -3716,8 +3767,8 @@
               <w:rPr>
                 <w:rFonts w:ascii="Arial" w:hAnsi="Arial" w:cs="Arial" w:eastAsia="Arial"/>
                 <w:color w:val="1A1A1A"/>
-                <w:sz w:val="24"/>
-                <w:szCs w:val="24"/>
+                <w:sz w:val="20"/>
+                <w:szCs w:val="20"/>
               </w:rPr>
               <w:t xml:space="preserve">□</w:t>
             </w:r>
@@ -3728,13 +3779,13 @@
                 <w:sz w:val="17"/>
                 <w:szCs w:val="17"/>
               </w:rPr>
-              <w:t xml:space="preserve">  I can do this on my own</w:t>
+              <w:t xml:space="preserve">  I need a little help</w:t>
             </w:r>
           </w:p>
         </w:tc>
         <w:tc>
           <w:tcPr>
-            <w:tcW w:w="2100" w:type="dxa"/>
+            <w:tcW w:w="3054" w:type="dxa"/>
             <w:vAlign w:val="center"/>
           </w:tcPr>
           <w:p>
@@ -3745,37 +3796,8 @@
               <w:rPr>
                 <w:rFonts w:ascii="Arial" w:hAnsi="Arial" w:cs="Arial" w:eastAsia="Arial"/>
                 <w:color w:val="1A1A1A"/>
-                <w:sz w:val="24"/>
-                <w:szCs w:val="24"/>
-              </w:rPr>
-              <w:t xml:space="preserve">□</w:t>
-            </w:r>
-            <w:r>
-              <w:rPr>
-                <w:rFonts w:ascii="Avenir Next" w:hAnsi="Avenir Next" w:cs="Avenir Next" w:eastAsia="Avenir Next"/>
-                <w:color w:val="1A1A1A"/>
-                <w:sz w:val="17"/>
-                <w:szCs w:val="17"/>
-              </w:rPr>
-              <w:t xml:space="preserve">  I need a little help</w:t>
-            </w:r>
-          </w:p>
-        </w:tc>
-        <w:tc>
-          <w:tcPr>
-            <w:tcW w:w="3104" w:type="dxa"/>
-            <w:vAlign w:val="center"/>
-          </w:tcPr>
-          <w:p>
-            <w:pPr>
-              <w:spacing w:before="0" w:after="0" w:line="240" w:lineRule="auto"/>
-            </w:pPr>
-            <w:r>
-              <w:rPr>
-                <w:rFonts w:ascii="Arial" w:hAnsi="Arial" w:cs="Arial" w:eastAsia="Arial"/>
-                <w:color w:val="1A1A1A"/>
-                <w:sz w:val="24"/>
-                <w:szCs w:val="24"/>
+                <w:sz w:val="20"/>
+                <w:szCs w:val="20"/>
               </w:rPr>
               <w:t xml:space="preserve">□</w:t>
             </w:r>
@@ -3810,7 +3832,7 @@
     <w:sectPr>
       <w:footerReference w:type="default" r:id="rIdFooter1"/>
       <w:pgSz w:w="12240" w:h="15840"/>
-      <w:pgMar w:top="893" w:right="1224" w:bottom="835" w:left="1512" w:header="432" w:footer="432" w:gutter="0"/>
+      <w:pgMar w:top="780" w:right="1224" w:bottom="760" w:left="1512" w:header="432" w:footer="432" w:gutter="0"/>
       <w:cols w:space="720"/>
     </w:sectPr>
   </w:body>
@@ -3890,7 +3912,106 @@
               <w:sz w:val="15"/>
               <w:szCs w:val="15"/>
             </w:rPr>
-            <w:t xml:space="preserve">Lesson 2-3  ·  Session 1  ·  Prerequisite Practice B</w:t>
+            <w:t xml:space="preserve">2-6 · Page </w:t>
+          </w:r>
+          <w:r>
+            <w:rPr>
+              <w:rFonts w:ascii="Avenir Next" w:hAnsi="Avenir Next" w:cs="Avenir Next" w:eastAsia="Avenir Next"/>
+              <w:color w:val="5A5F66"/>
+              <w:sz w:val="15"/>
+              <w:szCs w:val="15"/>
+            </w:rPr>
+            <w:fldChar w:fldCharType="begin"/>
+          </w:r>
+          <w:r>
+            <w:rPr>
+              <w:rFonts w:ascii="Avenir Next" w:hAnsi="Avenir Next" w:cs="Avenir Next" w:eastAsia="Avenir Next"/>
+              <w:color w:val="5A5F66"/>
+              <w:sz w:val="15"/>
+              <w:szCs w:val="15"/>
+            </w:rPr>
+            <w:instrText xml:space="preserve"> PAGE </w:instrText>
+          </w:r>
+          <w:r>
+            <w:rPr>
+              <w:rFonts w:ascii="Avenir Next" w:hAnsi="Avenir Next" w:cs="Avenir Next" w:eastAsia="Avenir Next"/>
+              <w:color w:val="5A5F66"/>
+              <w:sz w:val="15"/>
+              <w:szCs w:val="15"/>
+            </w:rPr>
+            <w:fldChar w:fldCharType="separate"/>
+          </w:r>
+          <w:r>
+            <w:rPr>
+              <w:rFonts w:ascii="Avenir Next" w:hAnsi="Avenir Next" w:cs="Avenir Next" w:eastAsia="Avenir Next"/>
+              <w:color w:val="5A5F66"/>
+              <w:sz w:val="15"/>
+              <w:szCs w:val="15"/>
+            </w:rPr>
+            <w:t xml:space="preserve">1</w:t>
+          </w:r>
+          <w:r>
+            <w:rPr>
+              <w:rFonts w:ascii="Avenir Next" w:hAnsi="Avenir Next" w:cs="Avenir Next" w:eastAsia="Avenir Next"/>
+              <w:color w:val="5A5F66"/>
+              <w:sz w:val="15"/>
+              <w:szCs w:val="15"/>
+            </w:rPr>
+            <w:fldChar w:fldCharType="end"/>
+          </w:r>
+          <w:r>
+            <w:rPr>
+              <w:rFonts w:ascii="Avenir Next" w:hAnsi="Avenir Next" w:cs="Avenir Next" w:eastAsia="Avenir Next"/>
+              <w:color w:val="5A5F66"/>
+              <w:sz w:val="15"/>
+              <w:szCs w:val="15"/>
+            </w:rPr>
+            <w:t xml:space="preserve"> of </w:t>
+          </w:r>
+          <w:r>
+            <w:rPr>
+              <w:rFonts w:ascii="Avenir Next" w:hAnsi="Avenir Next" w:cs="Avenir Next" w:eastAsia="Avenir Next"/>
+              <w:color w:val="5A5F66"/>
+              <w:sz w:val="15"/>
+              <w:szCs w:val="15"/>
+            </w:rPr>
+            <w:fldChar w:fldCharType="begin"/>
+          </w:r>
+          <w:r>
+            <w:rPr>
+              <w:rFonts w:ascii="Avenir Next" w:hAnsi="Avenir Next" w:cs="Avenir Next" w:eastAsia="Avenir Next"/>
+              <w:color w:val="5A5F66"/>
+              <w:sz w:val="15"/>
+              <w:szCs w:val="15"/>
+            </w:rPr>
+            <w:instrText xml:space="preserve"> NUMPAGES </w:instrText>
+          </w:r>
+          <w:r>
+            <w:rPr>
+              <w:rFonts w:ascii="Avenir Next" w:hAnsi="Avenir Next" w:cs="Avenir Next" w:eastAsia="Avenir Next"/>
+              <w:color w:val="5A5F66"/>
+              <w:sz w:val="15"/>
+              <w:szCs w:val="15"/>
+            </w:rPr>
+            <w:fldChar w:fldCharType="separate"/>
+          </w:r>
+          <w:r>
+            <w:rPr>
+              <w:rFonts w:ascii="Avenir Next" w:hAnsi="Avenir Next" w:cs="Avenir Next" w:eastAsia="Avenir Next"/>
+              <w:color w:val="5A5F66"/>
+              <w:sz w:val="15"/>
+              <w:szCs w:val="15"/>
+            </w:rPr>
+            <w:t xml:space="preserve">1</w:t>
+          </w:r>
+          <w:r>
+            <w:rPr>
+              <w:rFonts w:ascii="Avenir Next" w:hAnsi="Avenir Next" w:cs="Avenir Next" w:eastAsia="Avenir Next"/>
+              <w:color w:val="5A5F66"/>
+              <w:sz w:val="15"/>
+              <w:szCs w:val="15"/>
+            </w:rPr>
+            <w:fldChar w:fldCharType="end"/>
           </w:r>
         </w:p>
       </w:tc>
@@ -3933,5 +4054,23 @@
       </w:tblCellMar>
     </w:tblPr>
   </w:style>
+  <w:style w:type="paragraph" w:styleId="Heading1">
+    <w:name w:val="heading 1"/>
+    <w:basedOn w:val="Normal"/>
+    <w:pPr>
+      <w:outlineLvl w:val="0"/>
+      <w:keepNext w:val="0"/>
+      <w:keepLines w:val="0"/>
+    </w:pPr>
+  </w:style>
+  <w:style w:type="paragraph" w:styleId="Heading2">
+    <w:name w:val="heading 2"/>
+    <w:basedOn w:val="Normal"/>
+    <w:pPr>
+      <w:outlineLvl w:val="1"/>
+      <w:keepNext w:val="0"/>
+      <w:keepLines w:val="0"/>
+    </w:pPr>
+  </w:style>
 </w:styles>
 </file>